--- a/030_Project/032_Proposed Project/08_2026년 첨단소재 사업화 기술 개발(성과확장형)/오타점검.docx
+++ b/030_Project/032_Proposed Project/08_2026년 첨단소재 사업화 기술 개발(성과확장형)/오타점검.docx
@@ -2,337 +2,6 @@
 <file path=word/document.xml><?xml version="1.0" encoding="utf-8"?>
 <w:document xmlns:wpc="http://schemas.microsoft.com/office/word/2010/wordprocessingCanvas" xmlns:cx="http://schemas.microsoft.com/office/drawing/2014/chartex" xmlns:cx1="http://schemas.microsoft.com/office/drawing/2015/9/8/chartex" xmlns:cx2="http://schemas.microsoft.com/office/drawing/2015/10/21/chartex" xmlns:cx3="http://schemas.microsoft.com/office/drawing/2016/5/9/chartex" xmlns:cx4="http://schemas.microsoft.com/office/drawing/2016/5/10/chartex" xmlns:cx5="http://schemas.microsoft.com/office/drawing/2016/5/11/chartex" xmlns:cx6="http://schemas.microsoft.com/office/drawing/2016/5/12/chartex" xmlns:cx7="http://schemas.microsoft.com/office/drawing/2016/5/13/chartex" xmlns:cx8="http://schemas.microsoft.com/office/drawing/2016/5/14/chartex" xmlns:mc="http://schemas.openxmlformats.org/markup-compatibility/2006" xmlns:aink="http://schemas.microsoft.com/office/drawing/2016/ink" xmlns:am3d="http://schemas.microsoft.com/office/drawing/2017/model3d" xmlns:o="urn:schemas-microsoft-com:office:office" xmlns:r="http://schemas.openxmlformats.org/officeDocument/2006/relationships" xmlns:m="http://schemas.openxmlformats.org/officeDocument/2006/math" xmlns:v="urn:schemas-microsoft-com:vml" xmlns:wp14="http://schemas.microsoft.com/office/word/2010/wordprocessingDrawing" xmlns:wp="http://schemas.openxmlformats.org/drawingml/2006/wordprocessingDrawing" xmlns:w10="urn:schemas-microsoft-com:office:word" xmlns:w="http://schemas.openxmlformats.org/wordprocessingml/2006/main" xmlns:w14="http://schemas.microsoft.com/office/word/2010/wordml" xmlns:w15="http://schemas.microsoft.com/office/word/2012/wordml" xmlns:w16cex="http://schemas.microsoft.com/office/word/2018/wordml/cex" xmlns:w16cid="http://schemas.microsoft.com/office/word/2016/wordml/cid" xmlns:w16="http://schemas.microsoft.com/office/word/2018/wordml" xmlns:w16sdtdh="http://schemas.microsoft.com/office/word/2020/wordml/sdtdatahash" xmlns:w16se="http://schemas.microsoft.com/office/word/2015/wordml/symex" xmlns:wpg="http://schemas.microsoft.com/office/word/2010/wordprocessingGroup" xmlns:wpi="http://schemas.microsoft.com/office/word/2010/wordprocessingInk" xmlns:wne="http://schemas.microsoft.com/office/word/2006/wordml" xmlns:wps="http://schemas.microsoft.com/office/word/2010/wordprocessingShape" mc:Ignorable="w14 w15 w16se w16cid w16 w16cex w16sdtdh wp14">
   <w:body>
-    <w:tbl>
-      <w:tblPr>
-        <w:tblW w:w="0" w:type="auto"/>
-        <w:jc w:val="center"/>
-        <w:tblLook w:val="04A0" w:firstRow="1" w:lastRow="0" w:firstColumn="1" w:lastColumn="0" w:noHBand="0" w:noVBand="1"/>
-      </w:tblPr>
-      <w:tblGrid>
-        <w:gridCol w:w="9071"/>
-      </w:tblGrid>
-      <w:tr>
-        <w:trPr>
-          <w:jc w:val="center"/>
-        </w:trPr>
-        <w:tc>
-          <w:tcPr>
-            <w:tcW w:w="9071" w:type="dxa"/>
-            <w:shd w:val="clear" w:color="auto" w:fill="1F4E79"/>
-          </w:tcPr>
-          <w:p>
-            <w:pPr>
-              <w:spacing w:before="200" w:after="80"/>
-              <w:jc w:val="center"/>
-            </w:pPr>
-            <w:r>
-              <w:rPr>
-                <w:b/>
-                <w:color w:val="FFFFFF"/>
-                <w:sz w:val="32"/>
-              </w:rPr>
-              <w:t>발표자료</w:t>
-            </w:r>
-            <w:r>
-              <w:rPr>
-                <w:b/>
-                <w:color w:val="FFFFFF"/>
-                <w:sz w:val="32"/>
-              </w:rPr>
-              <w:t xml:space="preserve"> </w:t>
-            </w:r>
-            <w:r>
-              <w:rPr>
-                <w:b/>
-                <w:color w:val="FFFFFF"/>
-                <w:sz w:val="32"/>
-              </w:rPr>
-              <w:t>오타</w:t>
-            </w:r>
-            <w:r>
-              <w:rPr>
-                <w:b/>
-                <w:color w:val="FFFFFF"/>
-                <w:sz w:val="32"/>
-              </w:rPr>
-              <w:t xml:space="preserve"> </w:t>
-            </w:r>
-            <w:r>
-              <w:rPr>
-                <w:b/>
-                <w:color w:val="FFFFFF"/>
-                <w:sz w:val="32"/>
-              </w:rPr>
-              <w:t>및</w:t>
-            </w:r>
-            <w:r>
-              <w:rPr>
-                <w:b/>
-                <w:color w:val="FFFFFF"/>
-                <w:sz w:val="32"/>
-              </w:rPr>
-              <w:t xml:space="preserve"> </w:t>
-            </w:r>
-            <w:r>
-              <w:rPr>
-                <w:b/>
-                <w:color w:val="FFFFFF"/>
-                <w:sz w:val="32"/>
-              </w:rPr>
-              <w:t>용어</w:t>
-            </w:r>
-            <w:r>
-              <w:rPr>
-                <w:b/>
-                <w:color w:val="FFFFFF"/>
-                <w:sz w:val="32"/>
-              </w:rPr>
-              <w:t xml:space="preserve"> </w:t>
-            </w:r>
-            <w:r>
-              <w:rPr>
-                <w:b/>
-                <w:color w:val="FFFFFF"/>
-                <w:sz w:val="32"/>
-              </w:rPr>
-              <w:t>불일치</w:t>
-            </w:r>
-            <w:r>
-              <w:rPr>
-                <w:b/>
-                <w:color w:val="FFFFFF"/>
-                <w:sz w:val="32"/>
-              </w:rPr>
-              <w:t xml:space="preserve"> </w:t>
-            </w:r>
-            <w:r>
-              <w:rPr>
-                <w:b/>
-                <w:color w:val="FFFFFF"/>
-                <w:sz w:val="32"/>
-              </w:rPr>
-              <w:t>점검</w:t>
-            </w:r>
-            <w:r>
-              <w:rPr>
-                <w:b/>
-                <w:color w:val="FFFFFF"/>
-                <w:sz w:val="32"/>
-              </w:rPr>
-              <w:t xml:space="preserve"> </w:t>
-            </w:r>
-            <w:r>
-              <w:rPr>
-                <w:b/>
-                <w:color w:val="FFFFFF"/>
-                <w:sz w:val="32"/>
-              </w:rPr>
-              <w:t>결과</w:t>
-            </w:r>
-          </w:p>
-          <w:p>
-            <w:pPr>
-              <w:spacing w:before="40"/>
-              <w:jc w:val="center"/>
-            </w:pPr>
-            <w:r>
-              <w:rPr>
-                <w:color w:val="BDD7EE"/>
-                <w:sz w:val="20"/>
-              </w:rPr>
-              <w:t>점검</w:t>
-            </w:r>
-            <w:r>
-              <w:rPr>
-                <w:color w:val="BDD7EE"/>
-                <w:sz w:val="20"/>
-              </w:rPr>
-              <w:t xml:space="preserve"> </w:t>
-            </w:r>
-            <w:r>
-              <w:rPr>
-                <w:color w:val="BDD7EE"/>
-                <w:sz w:val="20"/>
-              </w:rPr>
-              <w:t>대상</w:t>
-            </w:r>
-            <w:r>
-              <w:rPr>
-                <w:color w:val="BDD7EE"/>
-                <w:sz w:val="20"/>
-              </w:rPr>
-              <w:t xml:space="preserve">: </w:t>
-            </w:r>
-            <w:r>
-              <w:rPr>
-                <w:color w:val="FFFFFF"/>
-                <w:sz w:val="20"/>
-              </w:rPr>
-              <w:t>20260609_</w:t>
-            </w:r>
-            <w:r>
-              <w:rPr>
-                <w:color w:val="FFFFFF"/>
-                <w:sz w:val="20"/>
-              </w:rPr>
-              <w:t>첨단소재</w:t>
-            </w:r>
-            <w:r>
-              <w:rPr>
-                <w:color w:val="FFFFFF"/>
-                <w:sz w:val="20"/>
-              </w:rPr>
-              <w:t>_</w:t>
-            </w:r>
-            <w:r>
-              <w:rPr>
-                <w:color w:val="FFFFFF"/>
-                <w:sz w:val="20"/>
-              </w:rPr>
-              <w:t>원천기술</w:t>
-            </w:r>
-            <w:r>
-              <w:rPr>
-                <w:color w:val="FFFFFF"/>
-                <w:sz w:val="20"/>
-              </w:rPr>
-              <w:t xml:space="preserve"> </w:t>
-            </w:r>
-            <w:r>
-              <w:rPr>
-                <w:color w:val="FFFFFF"/>
-                <w:sz w:val="20"/>
-              </w:rPr>
-              <w:t>개발</w:t>
-            </w:r>
-            <w:r>
-              <w:rPr>
-                <w:color w:val="FFFFFF"/>
-                <w:sz w:val="20"/>
-              </w:rPr>
-              <w:t>_Merge-V05.pdf  (50</w:t>
-            </w:r>
-            <w:r>
-              <w:rPr>
-                <w:color w:val="FFFFFF"/>
-                <w:sz w:val="20"/>
-              </w:rPr>
-              <w:t>페이지</w:t>
-            </w:r>
-            <w:r>
-              <w:rPr>
-                <w:color w:val="FFFFFF"/>
-                <w:sz w:val="20"/>
-              </w:rPr>
-              <w:t>)</w:t>
-            </w:r>
-          </w:p>
-          <w:p>
-            <w:pPr>
-              <w:jc w:val="center"/>
-            </w:pPr>
-            <w:r>
-              <w:rPr>
-                <w:color w:val="BDD7EE"/>
-                <w:sz w:val="19"/>
-              </w:rPr>
-              <w:t>점검일</w:t>
-            </w:r>
-            <w:r>
-              <w:rPr>
-                <w:color w:val="BDD7EE"/>
-                <w:sz w:val="19"/>
-              </w:rPr>
-              <w:t xml:space="preserve">: 2026-06-11   |   </w:t>
-            </w:r>
-            <w:r>
-              <w:rPr>
-                <w:color w:val="FFFFFF"/>
-                <w:sz w:val="19"/>
-              </w:rPr>
-              <w:t xml:space="preserve">ALD </w:t>
-            </w:r>
-            <w:r>
-              <w:rPr>
-                <w:color w:val="FFFFFF"/>
-                <w:sz w:val="19"/>
-              </w:rPr>
-              <w:t>파트</w:t>
-            </w:r>
-            <w:r>
-              <w:rPr>
-                <w:color w:val="FFFFFF"/>
-                <w:sz w:val="19"/>
-              </w:rPr>
-              <w:t>(</w:t>
-            </w:r>
-            <w:r>
-              <w:rPr>
-                <w:color w:val="FFFFFF"/>
-                <w:sz w:val="19"/>
-              </w:rPr>
-              <w:t>기계연</w:t>
-            </w:r>
-            <w:r>
-              <w:rPr>
-                <w:color w:val="FFFFFF"/>
-                <w:sz w:val="19"/>
-              </w:rPr>
-              <w:t>·</w:t>
-            </w:r>
-            <w:r>
-              <w:rPr>
-                <w:color w:val="FFFFFF"/>
-                <w:sz w:val="19"/>
-              </w:rPr>
-              <w:t>대성기계</w:t>
-            </w:r>
-            <w:r>
-              <w:rPr>
-                <w:color w:val="FFFFFF"/>
-                <w:sz w:val="19"/>
-              </w:rPr>
-              <w:t xml:space="preserve">) </w:t>
-            </w:r>
-            <w:r>
-              <w:rPr>
-                <w:color w:val="FFFFFF"/>
-                <w:sz w:val="19"/>
-              </w:rPr>
-              <w:t>전용</w:t>
-            </w:r>
-            <w:r>
-              <w:rPr>
-                <w:color w:val="FFFFFF"/>
-                <w:sz w:val="19"/>
-              </w:rPr>
-              <w:t xml:space="preserve"> </w:t>
-            </w:r>
-            <w:r>
-              <w:rPr>
-                <w:color w:val="FFFFFF"/>
-                <w:sz w:val="19"/>
-              </w:rPr>
-              <w:t>점검</w:t>
-            </w:r>
-            <w:r>
-              <w:rPr>
-                <w:color w:val="FFFFFF"/>
-                <w:sz w:val="19"/>
-              </w:rPr>
-              <w:t xml:space="preserve"> </w:t>
-            </w:r>
-            <w:r>
-              <w:rPr>
-                <w:color w:val="FFFFFF"/>
-                <w:sz w:val="19"/>
-              </w:rPr>
-              <w:t>포함</w:t>
-            </w:r>
-          </w:p>
-        </w:tc>
-      </w:tr>
-    </w:tbl>
     <w:p/>
     <w:p>
       <w:pPr>
@@ -2452,7 +2121,6 @@
           <w:color w:val="1F4E79"/>
           <w:sz w:val="20"/>
         </w:rPr>
-        <w:lastRenderedPageBreak/>
         <w:t>위치</w:t>
       </w:r>
       <w:r>
@@ -2901,6 +2569,7 @@
           <w:color w:val="1F4E79"/>
           <w:sz w:val="20"/>
         </w:rPr>
+        <w:lastRenderedPageBreak/>
         <w:t>위치</w:t>
       </w:r>
       <w:r>
@@ -3174,175 +2843,6 @@
         </w:tc>
       </w:tr>
     </w:tbl>
-    <w:p>
-      <w:pPr>
-        <w:spacing w:before="40" w:after="160"/>
-        <w:ind w:left="680"/>
-      </w:pPr>
-      <w:r>
-        <w:rPr>
-          <w:b/>
-          <w:color w:val="1F4E79"/>
-          <w:sz w:val="19"/>
-        </w:rPr>
-        <w:t>비고</w:t>
-      </w:r>
-      <w:r>
-        <w:rPr>
-          <w:b/>
-          <w:color w:val="1F4E79"/>
-          <w:sz w:val="19"/>
-        </w:rPr>
-        <w:t xml:space="preserve">: </w:t>
-      </w:r>
-      <w:r>
-        <w:rPr>
-          <w:color w:val="404040"/>
-          <w:sz w:val="19"/>
-        </w:rPr>
-        <w:t>김현수</w:t>
-      </w:r>
-      <w:r>
-        <w:rPr>
-          <w:color w:val="404040"/>
-          <w:sz w:val="19"/>
-        </w:rPr>
-        <w:t xml:space="preserve"> </w:t>
-      </w:r>
-      <w:r>
-        <w:rPr>
-          <w:color w:val="404040"/>
-          <w:sz w:val="19"/>
-        </w:rPr>
-        <w:t>박사님</w:t>
-      </w:r>
-      <w:r>
-        <w:rPr>
-          <w:color w:val="404040"/>
-          <w:sz w:val="19"/>
-        </w:rPr>
-        <w:t xml:space="preserve"> p.12 </w:t>
-      </w:r>
-      <w:r>
-        <w:rPr>
-          <w:color w:val="404040"/>
-          <w:sz w:val="19"/>
-        </w:rPr>
-        <w:t>코멘트와</w:t>
-      </w:r>
-      <w:r>
-        <w:rPr>
-          <w:color w:val="404040"/>
-          <w:sz w:val="19"/>
-        </w:rPr>
-        <w:t xml:space="preserve"> </w:t>
-      </w:r>
-      <w:r>
-        <w:rPr>
-          <w:color w:val="404040"/>
-          <w:sz w:val="19"/>
-        </w:rPr>
-        <w:t>직결</w:t>
-      </w:r>
-      <w:r>
-        <w:rPr>
-          <w:color w:val="404040"/>
-          <w:sz w:val="19"/>
-        </w:rPr>
-        <w:t xml:space="preserve">. </w:t>
-      </w:r>
-      <w:r>
-        <w:rPr>
-          <w:color w:val="404040"/>
-          <w:sz w:val="19"/>
-        </w:rPr>
-        <w:t>동일</w:t>
-      </w:r>
-      <w:r>
-        <w:rPr>
-          <w:color w:val="404040"/>
-          <w:sz w:val="19"/>
-        </w:rPr>
-        <w:t xml:space="preserve"> </w:t>
-      </w:r>
-      <w:r>
-        <w:rPr>
-          <w:color w:val="404040"/>
-          <w:sz w:val="19"/>
-        </w:rPr>
-        <w:t>자료</w:t>
-      </w:r>
-      <w:r>
-        <w:rPr>
-          <w:color w:val="404040"/>
-          <w:sz w:val="19"/>
-        </w:rPr>
-        <w:t xml:space="preserve"> </w:t>
-      </w:r>
-      <w:r>
-        <w:rPr>
-          <w:color w:val="404040"/>
-          <w:sz w:val="19"/>
-        </w:rPr>
-        <w:t>내</w:t>
-      </w:r>
-      <w:r>
-        <w:rPr>
-          <w:color w:val="404040"/>
-          <w:sz w:val="19"/>
-        </w:rPr>
-        <w:t xml:space="preserve"> </w:t>
-      </w:r>
-      <w:r>
-        <w:rPr>
-          <w:color w:val="404040"/>
-          <w:sz w:val="19"/>
-        </w:rPr>
-        <w:t>혼용은</w:t>
-      </w:r>
-      <w:r>
-        <w:rPr>
-          <w:color w:val="404040"/>
-          <w:sz w:val="19"/>
-        </w:rPr>
-        <w:t xml:space="preserve"> </w:t>
-      </w:r>
-      <w:r>
-        <w:rPr>
-          <w:color w:val="404040"/>
-          <w:sz w:val="19"/>
-        </w:rPr>
-        <w:t>준비</w:t>
-      </w:r>
-      <w:r>
-        <w:rPr>
-          <w:color w:val="404040"/>
-          <w:sz w:val="19"/>
-        </w:rPr>
-        <w:t xml:space="preserve"> </w:t>
-      </w:r>
-      <w:r>
-        <w:rPr>
-          <w:color w:val="404040"/>
-          <w:sz w:val="19"/>
-        </w:rPr>
-        <w:t>부족으로</w:t>
-      </w:r>
-      <w:r>
-        <w:rPr>
-          <w:color w:val="404040"/>
-          <w:sz w:val="19"/>
-        </w:rPr>
-        <w:t xml:space="preserve"> </w:t>
-      </w:r>
-      <w:r>
-        <w:rPr>
-          <w:color w:val="404040"/>
-          <w:sz w:val="19"/>
-        </w:rPr>
-        <w:t>인식됨</w:t>
-      </w:r>
-    </w:p>
     <w:p/>
     <w:p>
       <w:pPr>
@@ -3851,228 +3351,20 @@
     </w:tbl>
     <w:p>
       <w:pPr>
-        <w:spacing w:before="40" w:after="160"/>
-        <w:ind w:left="680"/>
+        <w:spacing w:before="120" w:after="40"/>
+        <w:ind w:left="283"/>
+        <w:rPr>
+          <w:b/>
+          <w:color w:val="FFFFFF"/>
+          <w:shd w:val="clear" w:color="auto" w:fill="ED7D31"/>
+        </w:rPr>
       </w:pPr>
-      <w:r>
-        <w:rPr>
-          <w:b/>
-          <w:color w:val="1F4E79"/>
-          <w:sz w:val="19"/>
-        </w:rPr>
-        <w:t>비고</w:t>
-      </w:r>
-      <w:r>
-        <w:rPr>
-          <w:b/>
-          <w:color w:val="1F4E79"/>
-          <w:sz w:val="19"/>
-        </w:rPr>
-        <w:t xml:space="preserve">: </w:t>
-      </w:r>
-      <w:r>
-        <w:rPr>
-          <w:color w:val="404040"/>
-          <w:sz w:val="19"/>
-        </w:rPr>
-        <w:t>김현수</w:t>
-      </w:r>
-      <w:r>
-        <w:rPr>
-          <w:color w:val="404040"/>
-          <w:sz w:val="19"/>
-        </w:rPr>
-        <w:t xml:space="preserve"> </w:t>
-      </w:r>
-      <w:r>
-        <w:rPr>
-          <w:color w:val="404040"/>
-          <w:sz w:val="19"/>
-        </w:rPr>
-        <w:t>박사님</w:t>
-      </w:r>
-      <w:r>
-        <w:rPr>
-          <w:color w:val="404040"/>
-          <w:sz w:val="19"/>
-        </w:rPr>
-        <w:t xml:space="preserve"> </w:t>
-      </w:r>
-      <w:r>
-        <w:rPr>
-          <w:color w:val="404040"/>
-          <w:sz w:val="19"/>
-        </w:rPr>
-        <w:t>코멘트</w:t>
-      </w:r>
-      <w:r>
-        <w:rPr>
-          <w:color w:val="404040"/>
-          <w:sz w:val="19"/>
-        </w:rPr>
-        <w:t xml:space="preserve"> "rfp</w:t>
-      </w:r>
-      <w:r>
-        <w:rPr>
-          <w:color w:val="404040"/>
-          <w:sz w:val="19"/>
-        </w:rPr>
-        <w:t>에</w:t>
-      </w:r>
-      <w:r>
-        <w:rPr>
-          <w:color w:val="404040"/>
-          <w:sz w:val="19"/>
-        </w:rPr>
-        <w:t xml:space="preserve"> </w:t>
-      </w:r>
-      <w:r>
-        <w:rPr>
-          <w:color w:val="404040"/>
-          <w:sz w:val="19"/>
-        </w:rPr>
-        <w:t>있는</w:t>
-      </w:r>
-      <w:r>
-        <w:rPr>
-          <w:color w:val="404040"/>
-          <w:sz w:val="19"/>
-        </w:rPr>
-        <w:t xml:space="preserve"> </w:t>
-      </w:r>
-      <w:r>
-        <w:rPr>
-          <w:color w:val="404040"/>
-          <w:sz w:val="19"/>
-        </w:rPr>
-        <w:t>고전압</w:t>
-      </w:r>
-      <w:r>
-        <w:rPr>
-          <w:color w:val="404040"/>
-          <w:sz w:val="19"/>
-        </w:rPr>
-        <w:t xml:space="preserve"> </w:t>
-      </w:r>
-      <w:r>
-        <w:rPr>
-          <w:color w:val="404040"/>
-          <w:sz w:val="19"/>
-        </w:rPr>
-        <w:t>특성</w:t>
-      </w:r>
-      <w:r>
-        <w:rPr>
-          <w:color w:val="404040"/>
-          <w:sz w:val="19"/>
-        </w:rPr>
-        <w:t xml:space="preserve"> </w:t>
-      </w:r>
-      <w:r>
-        <w:rPr>
-          <w:color w:val="404040"/>
-          <w:sz w:val="19"/>
-        </w:rPr>
-        <w:t>강조</w:t>
-      </w:r>
-      <w:r>
-        <w:rPr>
-          <w:color w:val="404040"/>
-          <w:sz w:val="19"/>
-        </w:rPr>
-        <w:t xml:space="preserve">" </w:t>
-      </w:r>
-      <w:r>
-        <w:rPr>
-          <w:color w:val="404040"/>
-          <w:sz w:val="19"/>
-        </w:rPr>
-        <w:t>명시</w:t>
-      </w:r>
-      <w:r>
-        <w:rPr>
-          <w:color w:val="404040"/>
-          <w:sz w:val="19"/>
-        </w:rPr>
-        <w:t xml:space="preserve">. RFP </w:t>
-      </w:r>
-      <w:r>
-        <w:rPr>
-          <w:color w:val="404040"/>
-          <w:sz w:val="19"/>
-        </w:rPr>
-        <w:t>핵심</w:t>
-      </w:r>
-      <w:r>
-        <w:rPr>
-          <w:color w:val="404040"/>
-          <w:sz w:val="19"/>
-        </w:rPr>
-        <w:t xml:space="preserve"> </w:t>
-      </w:r>
-      <w:r>
-        <w:rPr>
-          <w:color w:val="404040"/>
-          <w:sz w:val="19"/>
-        </w:rPr>
-        <w:t>키워드</w:t>
-      </w:r>
-      <w:r>
-        <w:rPr>
-          <w:color w:val="404040"/>
-          <w:sz w:val="19"/>
-        </w:rPr>
-        <w:t xml:space="preserve"> </w:t>
-      </w:r>
-      <w:r>
-        <w:rPr>
-          <w:color w:val="404040"/>
-          <w:sz w:val="19"/>
-        </w:rPr>
-        <w:t>직접</w:t>
-      </w:r>
-      <w:r>
-        <w:rPr>
-          <w:color w:val="404040"/>
-          <w:sz w:val="19"/>
-        </w:rPr>
-        <w:t xml:space="preserve"> </w:t>
-      </w:r>
-      <w:r>
-        <w:rPr>
-          <w:color w:val="404040"/>
-          <w:sz w:val="19"/>
-        </w:rPr>
-        <w:t>반영</w:t>
-      </w:r>
-      <w:r>
-        <w:rPr>
-          <w:color w:val="404040"/>
-          <w:sz w:val="19"/>
-        </w:rPr>
-        <w:t xml:space="preserve"> </w:t>
-      </w:r>
-      <w:r>
-        <w:rPr>
-          <w:color w:val="404040"/>
-          <w:sz w:val="19"/>
-        </w:rPr>
-        <w:t>필요</w:t>
-      </w:r>
     </w:p>
     <w:p>
       <w:pPr>
         <w:spacing w:before="120" w:after="40"/>
         <w:ind w:left="283"/>
       </w:pPr>
-      <w:r>
-        <w:rPr>
-          <w:b/>
-          <w:color w:val="FFFFFF"/>
-          <w:shd w:val="clear" w:color="auto" w:fill="ED7D31"/>
-        </w:rPr>
-        <w:t xml:space="preserve"> </w:t>
-      </w:r>
       <w:r>
         <w:rPr>
           <w:b/>
@@ -4441,186 +3733,31 @@
     </w:tbl>
     <w:p>
       <w:pPr>
-        <w:spacing w:before="40" w:after="160"/>
-        <w:ind w:left="680"/>
+        <w:spacing w:before="120" w:after="40"/>
+        <w:ind w:left="283"/>
+        <w:rPr>
+          <w:b/>
+          <w:color w:val="FFFFFF"/>
+          <w:shd w:val="clear" w:color="auto" w:fill="ED7D31"/>
+        </w:rPr>
       </w:pPr>
-      <w:r>
-        <w:rPr>
-          <w:b/>
-          <w:color w:val="1F4E79"/>
-          <w:sz w:val="19"/>
-        </w:rPr>
-        <w:t>비고</w:t>
-      </w:r>
-      <w:r>
-        <w:rPr>
-          <w:b/>
-          <w:color w:val="1F4E79"/>
-          <w:sz w:val="19"/>
-        </w:rPr>
-        <w:t xml:space="preserve">: </w:t>
-      </w:r>
-      <w:r>
-        <w:rPr>
-          <w:color w:val="404040"/>
-          <w:sz w:val="19"/>
-        </w:rPr>
-        <w:t>김현수</w:t>
-      </w:r>
-      <w:r>
-        <w:rPr>
-          <w:color w:val="404040"/>
-          <w:sz w:val="19"/>
-        </w:rPr>
-        <w:t xml:space="preserve"> </w:t>
-      </w:r>
-      <w:r>
-        <w:rPr>
-          <w:color w:val="404040"/>
-          <w:sz w:val="19"/>
-        </w:rPr>
-        <w:t>박사님</w:t>
-      </w:r>
-      <w:r>
-        <w:rPr>
-          <w:color w:val="404040"/>
-          <w:sz w:val="19"/>
-        </w:rPr>
-        <w:t xml:space="preserve"> </w:t>
-      </w:r>
-      <w:r>
-        <w:rPr>
-          <w:color w:val="404040"/>
-          <w:sz w:val="19"/>
-        </w:rPr>
-        <w:t>코멘트</w:t>
-      </w:r>
-      <w:r>
-        <w:rPr>
-          <w:color w:val="404040"/>
-          <w:sz w:val="19"/>
-        </w:rPr>
-        <w:t xml:space="preserve"> "</w:t>
-      </w:r>
-      <w:r>
-        <w:rPr>
-          <w:color w:val="404040"/>
-          <w:sz w:val="19"/>
-        </w:rPr>
-        <w:t>기술이전</w:t>
-      </w:r>
-      <w:r>
-        <w:rPr>
-          <w:color w:val="404040"/>
-          <w:sz w:val="19"/>
-        </w:rPr>
-        <w:t xml:space="preserve"> </w:t>
-      </w:r>
-      <w:r>
-        <w:rPr>
-          <w:color w:val="404040"/>
-          <w:sz w:val="19"/>
-        </w:rPr>
-        <w:t>금액의</w:t>
-      </w:r>
-      <w:r>
-        <w:rPr>
-          <w:color w:val="404040"/>
-          <w:sz w:val="19"/>
-        </w:rPr>
-        <w:t xml:space="preserve"> </w:t>
-      </w:r>
-      <w:r>
-        <w:rPr>
-          <w:color w:val="404040"/>
-          <w:sz w:val="19"/>
-        </w:rPr>
-        <w:t>단위는</w:t>
-      </w:r>
-      <w:r>
-        <w:rPr>
-          <w:color w:val="404040"/>
-          <w:sz w:val="19"/>
-        </w:rPr>
-        <w:t xml:space="preserve"> </w:t>
-      </w:r>
-      <w:r>
-        <w:rPr>
-          <w:color w:val="404040"/>
-          <w:sz w:val="19"/>
-        </w:rPr>
-        <w:t>건에서</w:t>
-      </w:r>
-      <w:r>
-        <w:rPr>
-          <w:color w:val="404040"/>
-          <w:sz w:val="19"/>
-        </w:rPr>
-        <w:t xml:space="preserve"> </w:t>
-      </w:r>
-      <w:r>
-        <w:rPr>
-          <w:color w:val="404040"/>
-          <w:sz w:val="19"/>
-        </w:rPr>
-        <w:t>억원으로</w:t>
-      </w:r>
-      <w:r>
-        <w:rPr>
-          <w:color w:val="404040"/>
-          <w:sz w:val="19"/>
-        </w:rPr>
-        <w:t xml:space="preserve"> </w:t>
-      </w:r>
-      <w:r>
-        <w:rPr>
-          <w:color w:val="404040"/>
-          <w:sz w:val="19"/>
-        </w:rPr>
-        <w:t>수정</w:t>
-      </w:r>
-      <w:r>
-        <w:rPr>
-          <w:color w:val="404040"/>
-          <w:sz w:val="19"/>
-        </w:rPr>
-        <w:t xml:space="preserve">" — </w:t>
-      </w:r>
-      <w:r>
-        <w:rPr>
-          <w:color w:val="404040"/>
-          <w:sz w:val="19"/>
-        </w:rPr>
-        <w:t>반드시</w:t>
-      </w:r>
-      <w:r>
-        <w:rPr>
-          <w:color w:val="404040"/>
-          <w:sz w:val="19"/>
-        </w:rPr>
-        <w:t xml:space="preserve"> </w:t>
-      </w:r>
-      <w:r>
-        <w:rPr>
-          <w:color w:val="404040"/>
-          <w:sz w:val="19"/>
-        </w:rPr>
-        <w:t>수정</w:t>
-      </w:r>
+    </w:p>
+    <w:p>
+      <w:pPr>
+        <w:spacing w:before="120" w:after="40"/>
+        <w:ind w:left="283"/>
+        <w:rPr>
+          <w:b/>
+          <w:color w:val="FFFFFF"/>
+          <w:shd w:val="clear" w:color="auto" w:fill="ED7D31"/>
+        </w:rPr>
+      </w:pPr>
     </w:p>
     <w:p>
       <w:pPr>
         <w:spacing w:before="120" w:after="40"/>
         <w:ind w:left="283"/>
       </w:pPr>
-      <w:r>
-        <w:rPr>
-          <w:b/>
-          <w:color w:val="FFFFFF"/>
-          <w:shd w:val="clear" w:color="auto" w:fill="ED7D31"/>
-        </w:rPr>
-        <w:t xml:space="preserve"> </w:t>
-      </w:r>
       <w:r>
         <w:rPr>
           <w:b/>
@@ -5324,6 +4461,346 @@
           <w:color w:val="1F4E79"/>
           <w:sz w:val="20"/>
         </w:rPr>
+        <w:t>위치</w:t>
+      </w:r>
+      <w:r>
+        <w:rPr>
+          <w:b/>
+          <w:color w:val="1F4E79"/>
+          <w:sz w:val="20"/>
+        </w:rPr>
+        <w:t xml:space="preserve">: </w:t>
+      </w:r>
+      <w:r>
+        <w:rPr>
+          <w:color w:val="404040"/>
+          <w:sz w:val="20"/>
+        </w:rPr>
+        <w:t>15</w:t>
+      </w:r>
+      <w:r>
+        <w:rPr>
+          <w:color w:val="404040"/>
+          <w:sz w:val="20"/>
+        </w:rPr>
+        <w:t>페이지</w:t>
+      </w:r>
+    </w:p>
+    <w:p>
+      <w:pPr>
+        <w:spacing w:before="120" w:after="40"/>
+        <w:ind w:left="283"/>
+      </w:pPr>
+      <w:r>
+        <w:rPr>
+          <w:b/>
+          <w:color w:val="FFFFFF"/>
+          <w:shd w:val="clear" w:color="auto" w:fill="375623"/>
+        </w:rPr>
+        <w:t>확인</w:t>
+      </w:r>
+      <w:r>
+        <w:rPr>
+          <w:b/>
+          <w:color w:val="FFFFFF"/>
+          <w:shd w:val="clear" w:color="auto" w:fill="375623"/>
+        </w:rPr>
+        <w:t xml:space="preserve"> 2 </w:t>
+      </w:r>
+      <w:r>
+        <w:rPr>
+          <w:b/>
+          <w:color w:val="375623"/>
+        </w:rPr>
+        <w:t xml:space="preserve">  </w:t>
+      </w:r>
+      <w:r>
+        <w:rPr>
+          <w:b/>
+          <w:color w:val="375623"/>
+        </w:rPr>
+        <w:t>씨오알엔</w:t>
+      </w:r>
+      <w:r>
+        <w:rPr>
+          <w:b/>
+          <w:color w:val="375623"/>
+        </w:rPr>
+        <w:t xml:space="preserve"> "</w:t>
+      </w:r>
+      <w:r>
+        <w:rPr>
+          <w:b/>
+          <w:color w:val="375623"/>
+        </w:rPr>
+        <w:t>셀</w:t>
+      </w:r>
+      <w:r>
+        <w:rPr>
+          <w:b/>
+          <w:color w:val="375623"/>
+        </w:rPr>
+        <w:t xml:space="preserve"> </w:t>
+      </w:r>
+      <w:r>
+        <w:rPr>
+          <w:b/>
+          <w:color w:val="375623"/>
+        </w:rPr>
+        <w:t>조립라인</w:t>
+      </w:r>
+      <w:r>
+        <w:rPr>
+          <w:b/>
+          <w:color w:val="375623"/>
+        </w:rPr>
+        <w:t xml:space="preserve"> </w:t>
+      </w:r>
+      <w:r>
+        <w:rPr>
+          <w:b/>
+          <w:color w:val="375623"/>
+        </w:rPr>
+        <w:t>투자</w:t>
+      </w:r>
+      <w:r>
+        <w:rPr>
+          <w:b/>
+          <w:color w:val="375623"/>
+        </w:rPr>
+        <w:t xml:space="preserve"> </w:t>
+      </w:r>
+      <w:r>
+        <w:rPr>
+          <w:b/>
+          <w:color w:val="375623"/>
+        </w:rPr>
+        <w:t>예상</w:t>
+      </w:r>
+      <w:r>
+        <w:rPr>
+          <w:b/>
+          <w:color w:val="375623"/>
+        </w:rPr>
+        <w:t xml:space="preserve"> 60</w:t>
+      </w:r>
+      <w:r>
+        <w:rPr>
+          <w:b/>
+          <w:color w:val="375623"/>
+        </w:rPr>
+        <w:t>억원</w:t>
+      </w:r>
+      <w:r>
+        <w:rPr>
+          <w:b/>
+          <w:color w:val="375623"/>
+        </w:rPr>
+        <w:t>", "</w:t>
+      </w:r>
+      <w:r>
+        <w:rPr>
+          <w:b/>
+          <w:color w:val="375623"/>
+        </w:rPr>
+        <w:t>단계적</w:t>
+      </w:r>
+      <w:r>
+        <w:rPr>
+          <w:b/>
+          <w:color w:val="375623"/>
+        </w:rPr>
+        <w:t xml:space="preserve"> </w:t>
+      </w:r>
+      <w:r>
+        <w:rPr>
+          <w:b/>
+          <w:color w:val="375623"/>
+        </w:rPr>
+        <w:t>확장</w:t>
+      </w:r>
+      <w:r>
+        <w:rPr>
+          <w:b/>
+          <w:color w:val="375623"/>
+        </w:rPr>
+        <w:t xml:space="preserve">" </w:t>
+      </w:r>
+      <w:r>
+        <w:rPr>
+          <w:b/>
+          <w:color w:val="375623"/>
+        </w:rPr>
+        <w:t>문구</w:t>
+      </w:r>
+      <w:r>
+        <w:rPr>
+          <w:b/>
+          <w:color w:val="375623"/>
+        </w:rPr>
+        <w:t xml:space="preserve"> </w:t>
+      </w:r>
+      <w:r>
+        <w:rPr>
+          <w:b/>
+          <w:color w:val="375623"/>
+        </w:rPr>
+        <w:t>수정</w:t>
+      </w:r>
+    </w:p>
+    <w:p>
+      <w:pPr>
+        <w:spacing w:before="20" w:after="20"/>
+        <w:ind w:left="680"/>
+      </w:pPr>
+      <w:r>
+        <w:rPr>
+          <w:b/>
+          <w:color w:val="1F4E79"/>
+          <w:sz w:val="20"/>
+        </w:rPr>
+        <w:t>위치</w:t>
+      </w:r>
+      <w:r>
+        <w:rPr>
+          <w:b/>
+          <w:color w:val="1F4E79"/>
+          <w:sz w:val="20"/>
+        </w:rPr>
+        <w:t xml:space="preserve">: </w:t>
+      </w:r>
+      <w:r>
+        <w:rPr>
+          <w:color w:val="404040"/>
+          <w:sz w:val="20"/>
+        </w:rPr>
+        <w:t>27~29</w:t>
+      </w:r>
+      <w:r>
+        <w:rPr>
+          <w:color w:val="404040"/>
+          <w:sz w:val="20"/>
+        </w:rPr>
+        <w:t>페이지</w:t>
+      </w:r>
+    </w:p>
+    <w:p>
+      <w:pPr>
+        <w:spacing w:before="120" w:after="40"/>
+        <w:ind w:left="283"/>
+      </w:pPr>
+      <w:r>
+        <w:rPr>
+          <w:b/>
+          <w:color w:val="FFFFFF"/>
+          <w:shd w:val="clear" w:color="auto" w:fill="375623"/>
+        </w:rPr>
+        <w:t>확인</w:t>
+      </w:r>
+      <w:r>
+        <w:rPr>
+          <w:b/>
+          <w:color w:val="FFFFFF"/>
+          <w:shd w:val="clear" w:color="auto" w:fill="375623"/>
+        </w:rPr>
+        <w:t xml:space="preserve"> 3 </w:t>
+      </w:r>
+      <w:r>
+        <w:rPr>
+          <w:b/>
+          <w:color w:val="375623"/>
+        </w:rPr>
+        <w:t xml:space="preserve">  </w:t>
+      </w:r>
+      <w:r>
+        <w:rPr>
+          <w:b/>
+          <w:color w:val="375623"/>
+        </w:rPr>
+        <w:t>씨오알엔</w:t>
+      </w:r>
+      <w:r>
+        <w:rPr>
+          <w:b/>
+          <w:color w:val="375623"/>
+        </w:rPr>
+        <w:t xml:space="preserve"> </w:t>
+      </w:r>
+      <w:r>
+        <w:rPr>
+          <w:b/>
+          <w:color w:val="375623"/>
+        </w:rPr>
+        <w:t>발표자료</w:t>
+      </w:r>
+      <w:r>
+        <w:rPr>
+          <w:b/>
+          <w:color w:val="375623"/>
+        </w:rPr>
+        <w:t xml:space="preserve"> </w:t>
+      </w:r>
+      <w:r>
+        <w:rPr>
+          <w:b/>
+          <w:color w:val="375623"/>
+        </w:rPr>
+        <w:t>페이지</w:t>
+      </w:r>
+      <w:r>
+        <w:rPr>
+          <w:b/>
+          <w:color w:val="375623"/>
+        </w:rPr>
+        <w:t xml:space="preserve"> </w:t>
+      </w:r>
+      <w:r>
+        <w:rPr>
+          <w:b/>
+          <w:color w:val="375623"/>
+        </w:rPr>
+        <w:t>수</w:t>
+      </w:r>
+      <w:r>
+        <w:rPr>
+          <w:b/>
+          <w:color w:val="375623"/>
+        </w:rPr>
+        <w:t xml:space="preserve"> 1</w:t>
+      </w:r>
+      <w:r>
+        <w:rPr>
+          <w:b/>
+          <w:color w:val="375623"/>
+        </w:rPr>
+        <w:t>페이지로</w:t>
+      </w:r>
+      <w:r>
+        <w:rPr>
+          <w:b/>
+          <w:color w:val="375623"/>
+        </w:rPr>
+        <w:t xml:space="preserve"> </w:t>
+      </w:r>
+      <w:r>
+        <w:rPr>
+          <w:b/>
+          <w:color w:val="375623"/>
+        </w:rPr>
+        <w:t>통일</w:t>
+      </w:r>
+    </w:p>
+    <w:p>
+      <w:pPr>
+        <w:spacing w:before="20" w:after="20"/>
+        <w:ind w:left="680"/>
+      </w:pPr>
+      <w:r>
+        <w:rPr>
+          <w:b/>
+          <w:color w:val="1F4E79"/>
+          <w:sz w:val="20"/>
+        </w:rPr>
         <w:lastRenderedPageBreak/>
         <w:t>위치</w:t>
       </w:r>
@@ -5340,7 +4817,7 @@
           <w:color w:val="404040"/>
           <w:sz w:val="20"/>
         </w:rPr>
-        <w:t>15</w:t>
+        <w:t>27</w:t>
       </w:r>
       <w:r>
         <w:rPr>
@@ -5348,6 +4825,180 @@
           <w:sz w:val="20"/>
         </w:rPr>
         <w:t>페이지</w:t>
+      </w:r>
+    </w:p>
+    <w:p>
+      <w:pPr>
+        <w:spacing w:before="120" w:after="40"/>
+        <w:ind w:left="283"/>
+        <w:rPr>
+          <w:b/>
+          <w:color w:val="FFFFFF"/>
+          <w:shd w:val="clear" w:color="auto" w:fill="375623"/>
+        </w:rPr>
+      </w:pPr>
+    </w:p>
+    <w:p>
+      <w:pPr>
+        <w:spacing w:before="120" w:after="40"/>
+        <w:ind w:left="283"/>
+      </w:pPr>
+      <w:r>
+        <w:rPr>
+          <w:b/>
+          <w:color w:val="FFFFFF"/>
+          <w:shd w:val="clear" w:color="auto" w:fill="375623"/>
+        </w:rPr>
+        <w:t>확인</w:t>
+      </w:r>
+      <w:r>
+        <w:rPr>
+          <w:b/>
+          <w:color w:val="FFFFFF"/>
+          <w:shd w:val="clear" w:color="auto" w:fill="375623"/>
+        </w:rPr>
+        <w:t xml:space="preserve"> 4 </w:t>
+      </w:r>
+      <w:r>
+        <w:rPr>
+          <w:b/>
+          <w:color w:val="375623"/>
+        </w:rPr>
+        <w:t xml:space="preserve">  </w:t>
+      </w:r>
+      <w:r>
+        <w:rPr>
+          <w:b/>
+          <w:color w:val="375623"/>
+        </w:rPr>
+        <w:t>별첨</w:t>
+      </w:r>
+      <w:r>
+        <w:rPr>
+          <w:b/>
+          <w:color w:val="375623"/>
+        </w:rPr>
+        <w:t xml:space="preserve"> </w:t>
+      </w:r>
+      <w:r>
+        <w:rPr>
+          <w:b/>
+          <w:color w:val="375623"/>
+        </w:rPr>
+        <w:t>슬라이드</w:t>
+      </w:r>
+      <w:r>
+        <w:rPr>
+          <w:b/>
+          <w:color w:val="375623"/>
+        </w:rPr>
+        <w:t xml:space="preserve"> "0X" </w:t>
+      </w:r>
+      <w:r>
+        <w:rPr>
+          <w:b/>
+          <w:color w:val="375623"/>
+        </w:rPr>
+        <w:t>번호</w:t>
+      </w:r>
+      <w:r>
+        <w:rPr>
+          <w:b/>
+          <w:color w:val="375623"/>
+        </w:rPr>
+        <w:t xml:space="preserve"> </w:t>
+      </w:r>
+      <w:r>
+        <w:rPr>
+          <w:b/>
+          <w:color w:val="375623"/>
+        </w:rPr>
+        <w:t>실제</w:t>
+      </w:r>
+      <w:r>
+        <w:rPr>
+          <w:b/>
+          <w:color w:val="375623"/>
+        </w:rPr>
+        <w:t xml:space="preserve"> </w:t>
+      </w:r>
+      <w:r>
+        <w:rPr>
+          <w:b/>
+          <w:color w:val="375623"/>
+        </w:rPr>
+        <w:t>번호로</w:t>
+      </w:r>
+      <w:r>
+        <w:rPr>
+          <w:b/>
+          <w:color w:val="375623"/>
+        </w:rPr>
+        <w:t xml:space="preserve"> </w:t>
+      </w:r>
+      <w:r>
+        <w:rPr>
+          <w:b/>
+          <w:color w:val="375623"/>
+        </w:rPr>
+        <w:t>수정</w:t>
+      </w:r>
+    </w:p>
+    <w:p>
+      <w:pPr>
+        <w:spacing w:before="20" w:after="20"/>
+        <w:ind w:left="680"/>
+      </w:pPr>
+      <w:r>
+        <w:rPr>
+          <w:b/>
+          <w:color w:val="1F4E79"/>
+          <w:sz w:val="20"/>
+        </w:rPr>
+        <w:t>위치</w:t>
+      </w:r>
+      <w:r>
+        <w:rPr>
+          <w:b/>
+          <w:color w:val="1F4E79"/>
+          <w:sz w:val="20"/>
+        </w:rPr>
+        <w:t xml:space="preserve">: </w:t>
+      </w:r>
+      <w:r>
+        <w:rPr>
+          <w:color w:val="404040"/>
+          <w:sz w:val="20"/>
+        </w:rPr>
+        <w:t>45~50</w:t>
+      </w:r>
+      <w:r>
+        <w:rPr>
+          <w:color w:val="404040"/>
+          <w:sz w:val="20"/>
+        </w:rPr>
+        <w:t>페이지</w:t>
+      </w:r>
+      <w:r>
+        <w:rPr>
+          <w:color w:val="404040"/>
+          <w:sz w:val="20"/>
+        </w:rPr>
+        <w:t xml:space="preserve"> (</w:t>
+      </w:r>
+      <w:r>
+        <w:rPr>
+          <w:color w:val="404040"/>
+          <w:sz w:val="20"/>
+        </w:rPr>
+        <w:t>별첨</w:t>
+      </w:r>
+      <w:r>
+        <w:rPr>
+          <w:color w:val="404040"/>
+          <w:sz w:val="20"/>
+        </w:rPr>
+        <w:t>)</w:t>
       </w:r>
     </w:p>
     <w:p>
@@ -5376,13 +5027,20 @@
           <w:color w:val="404040"/>
           <w:sz w:val="19"/>
         </w:rPr>
-        <w:t>김현수</w:t>
+        <w:t xml:space="preserve">"0X" </w:t>
       </w:r>
       <w:r>
         <w:rPr>
           <w:color w:val="404040"/>
           <w:sz w:val="19"/>
         </w:rPr>
+        <w:t>임시</w:t>
+      </w:r>
+      <w:r>
+        <w:rPr>
+          <w:color w:val="404040"/>
+          <w:sz w:val="19"/>
+        </w:rPr>
         <w:t xml:space="preserve"> </w:t>
       </w:r>
       <w:r>
@@ -5390,7 +5048,7 @@
           <w:color w:val="404040"/>
           <w:sz w:val="19"/>
         </w:rPr>
-        <w:t>박사님</w:t>
+        <w:t>번호</w:t>
       </w:r>
       <w:r>
         <w:rPr>
@@ -5404,35 +5062,35 @@
           <w:color w:val="404040"/>
           <w:sz w:val="19"/>
         </w:rPr>
-        <w:t>코멘트</w:t>
+        <w:t>그대로</w:t>
       </w:r>
       <w:r>
         <w:rPr>
           <w:color w:val="404040"/>
           <w:sz w:val="19"/>
         </w:rPr>
-        <w:t xml:space="preserve"> "0.8Ah</w:t>
+        <w:t xml:space="preserve"> </w:t>
       </w:r>
       <w:r>
         <w:rPr>
           <w:color w:val="404040"/>
           <w:sz w:val="19"/>
         </w:rPr>
-        <w:t>에서</w:t>
+        <w:t>제출</w:t>
       </w:r>
       <w:r>
         <w:rPr>
           <w:color w:val="404040"/>
           <w:sz w:val="19"/>
         </w:rPr>
-        <w:t xml:space="preserve"> 1.0Ah </w:t>
+        <w:t xml:space="preserve"> </w:t>
       </w:r>
       <w:r>
         <w:rPr>
           <w:color w:val="404040"/>
           <w:sz w:val="19"/>
         </w:rPr>
-        <w:t>증가가</w:t>
+        <w:t>시</w:t>
       </w:r>
       <w:r>
         <w:rPr>
@@ -5446,7 +5104,7 @@
           <w:color w:val="404040"/>
           <w:sz w:val="19"/>
         </w:rPr>
-        <w:t>의미</w:t>
+        <w:t>완성도</w:t>
       </w:r>
       <w:r>
         <w:rPr>
@@ -5460,7 +5118,7 @@
           <w:color w:val="404040"/>
           <w:sz w:val="19"/>
         </w:rPr>
-        <w:t>있는</w:t>
+        <w:t>낮아</w:t>
       </w:r>
       <w:r>
         <w:rPr>
@@ -5474,21 +5132,21 @@
           <w:color w:val="404040"/>
           <w:sz w:val="19"/>
         </w:rPr>
-        <w:t>목표치인지</w:t>
+        <w:t>보임</w:t>
       </w:r>
       <w:r>
         <w:rPr>
           <w:color w:val="404040"/>
           <w:sz w:val="19"/>
         </w:rPr>
-        <w:t xml:space="preserve">?" — </w:t>
+        <w:t xml:space="preserve">. </w:t>
       </w:r>
       <w:r>
         <w:rPr>
           <w:color w:val="404040"/>
           <w:sz w:val="19"/>
         </w:rPr>
-        <w:t>발표</w:t>
+        <w:t>실제</w:t>
       </w:r>
       <w:r>
         <w:rPr>
@@ -5502,7 +5160,7 @@
           <w:color w:val="404040"/>
           <w:sz w:val="19"/>
         </w:rPr>
-        <w:t>시</w:t>
+        <w:t>번호로</w:t>
       </w:r>
       <w:r>
         <w:rPr>
@@ -5516,7 +5174,7 @@
           <w:color w:val="404040"/>
           <w:sz w:val="19"/>
         </w:rPr>
-        <w:t>근거</w:t>
+        <w:t>교체</w:t>
       </w:r>
       <w:r>
         <w:rPr>
@@ -5530,4160 +5188,7 @@
           <w:color w:val="404040"/>
           <w:sz w:val="19"/>
         </w:rPr>
-        <w:t>설명</w:t>
-      </w:r>
-      <w:r>
-        <w:rPr>
-          <w:color w:val="404040"/>
-          <w:sz w:val="19"/>
-        </w:rPr>
-        <w:t xml:space="preserve"> </w:t>
-      </w:r>
-      <w:r>
-        <w:rPr>
-          <w:color w:val="404040"/>
-          <w:sz w:val="19"/>
-        </w:rPr>
-        <w:t>준비</w:t>
-      </w:r>
-      <w:r>
-        <w:rPr>
-          <w:color w:val="404040"/>
-          <w:sz w:val="19"/>
-        </w:rPr>
-        <w:t xml:space="preserve"> </w:t>
-      </w:r>
-      <w:r>
-        <w:rPr>
-          <w:color w:val="404040"/>
-          <w:sz w:val="19"/>
-        </w:rPr>
         <w:t>필요</w:t>
-      </w:r>
-    </w:p>
-    <w:p>
-      <w:pPr>
-        <w:spacing w:before="120" w:after="40"/>
-        <w:ind w:left="283"/>
-      </w:pPr>
-      <w:r>
-        <w:rPr>
-          <w:b/>
-          <w:color w:val="FFFFFF"/>
-          <w:shd w:val="clear" w:color="auto" w:fill="375623"/>
-        </w:rPr>
-        <w:t xml:space="preserve"> </w:t>
-      </w:r>
-      <w:r>
-        <w:rPr>
-          <w:b/>
-          <w:color w:val="FFFFFF"/>
-          <w:shd w:val="clear" w:color="auto" w:fill="375623"/>
-        </w:rPr>
-        <w:t>확인</w:t>
-      </w:r>
-      <w:r>
-        <w:rPr>
-          <w:b/>
-          <w:color w:val="FFFFFF"/>
-          <w:shd w:val="clear" w:color="auto" w:fill="375623"/>
-        </w:rPr>
-        <w:t xml:space="preserve"> 2 </w:t>
-      </w:r>
-      <w:r>
-        <w:rPr>
-          <w:b/>
-          <w:color w:val="375623"/>
-        </w:rPr>
-        <w:t xml:space="preserve">  </w:t>
-      </w:r>
-      <w:r>
-        <w:rPr>
-          <w:b/>
-          <w:color w:val="375623"/>
-        </w:rPr>
-        <w:t>씨오알엔</w:t>
-      </w:r>
-      <w:r>
-        <w:rPr>
-          <w:b/>
-          <w:color w:val="375623"/>
-        </w:rPr>
-        <w:t xml:space="preserve"> "</w:t>
-      </w:r>
-      <w:r>
-        <w:rPr>
-          <w:b/>
-          <w:color w:val="375623"/>
-        </w:rPr>
-        <w:t>셀</w:t>
-      </w:r>
-      <w:r>
-        <w:rPr>
-          <w:b/>
-          <w:color w:val="375623"/>
-        </w:rPr>
-        <w:t xml:space="preserve"> </w:t>
-      </w:r>
-      <w:r>
-        <w:rPr>
-          <w:b/>
-          <w:color w:val="375623"/>
-        </w:rPr>
-        <w:t>조립라인</w:t>
-      </w:r>
-      <w:r>
-        <w:rPr>
-          <w:b/>
-          <w:color w:val="375623"/>
-        </w:rPr>
-        <w:t xml:space="preserve"> </w:t>
-      </w:r>
-      <w:r>
-        <w:rPr>
-          <w:b/>
-          <w:color w:val="375623"/>
-        </w:rPr>
-        <w:t>투자</w:t>
-      </w:r>
-      <w:r>
-        <w:rPr>
-          <w:b/>
-          <w:color w:val="375623"/>
-        </w:rPr>
-        <w:t xml:space="preserve"> </w:t>
-      </w:r>
-      <w:r>
-        <w:rPr>
-          <w:b/>
-          <w:color w:val="375623"/>
-        </w:rPr>
-        <w:t>예상</w:t>
-      </w:r>
-      <w:r>
-        <w:rPr>
-          <w:b/>
-          <w:color w:val="375623"/>
-        </w:rPr>
-        <w:t xml:space="preserve"> 60</w:t>
-      </w:r>
-      <w:r>
-        <w:rPr>
-          <w:b/>
-          <w:color w:val="375623"/>
-        </w:rPr>
-        <w:t>억원</w:t>
-      </w:r>
-      <w:r>
-        <w:rPr>
-          <w:b/>
-          <w:color w:val="375623"/>
-        </w:rPr>
-        <w:t>", "</w:t>
-      </w:r>
-      <w:r>
-        <w:rPr>
-          <w:b/>
-          <w:color w:val="375623"/>
-        </w:rPr>
-        <w:t>단계적</w:t>
-      </w:r>
-      <w:r>
-        <w:rPr>
-          <w:b/>
-          <w:color w:val="375623"/>
-        </w:rPr>
-        <w:t xml:space="preserve"> </w:t>
-      </w:r>
-      <w:r>
-        <w:rPr>
-          <w:b/>
-          <w:color w:val="375623"/>
-        </w:rPr>
-        <w:t>확장</w:t>
-      </w:r>
-      <w:r>
-        <w:rPr>
-          <w:b/>
-          <w:color w:val="375623"/>
-        </w:rPr>
-        <w:t xml:space="preserve">" </w:t>
-      </w:r>
-      <w:r>
-        <w:rPr>
-          <w:b/>
-          <w:color w:val="375623"/>
-        </w:rPr>
-        <w:t>문구</w:t>
-      </w:r>
-      <w:r>
-        <w:rPr>
-          <w:b/>
-          <w:color w:val="375623"/>
-        </w:rPr>
-        <w:t xml:space="preserve"> </w:t>
-      </w:r>
-      <w:r>
-        <w:rPr>
-          <w:b/>
-          <w:color w:val="375623"/>
-        </w:rPr>
-        <w:t>수정</w:t>
-      </w:r>
-    </w:p>
-    <w:p>
-      <w:pPr>
-        <w:spacing w:before="20" w:after="20"/>
-        <w:ind w:left="680"/>
-      </w:pPr>
-      <w:r>
-        <w:rPr>
-          <w:b/>
-          <w:color w:val="1F4E79"/>
-          <w:sz w:val="20"/>
-        </w:rPr>
-        <w:t>위치</w:t>
-      </w:r>
-      <w:r>
-        <w:rPr>
-          <w:b/>
-          <w:color w:val="1F4E79"/>
-          <w:sz w:val="20"/>
-        </w:rPr>
-        <w:t xml:space="preserve">: </w:t>
-      </w:r>
-      <w:r>
-        <w:rPr>
-          <w:color w:val="404040"/>
-          <w:sz w:val="20"/>
-        </w:rPr>
-        <w:t>27~29</w:t>
-      </w:r>
-      <w:r>
-        <w:rPr>
-          <w:color w:val="404040"/>
-          <w:sz w:val="20"/>
-        </w:rPr>
-        <w:t>페이지</w:t>
-      </w:r>
-    </w:p>
-    <w:p>
-      <w:pPr>
-        <w:spacing w:before="40" w:after="160"/>
-        <w:ind w:left="680"/>
-      </w:pPr>
-      <w:r>
-        <w:rPr>
-          <w:b/>
-          <w:color w:val="1F4E79"/>
-          <w:sz w:val="19"/>
-        </w:rPr>
-        <w:t>비고</w:t>
-      </w:r>
-      <w:r>
-        <w:rPr>
-          <w:b/>
-          <w:color w:val="1F4E79"/>
-          <w:sz w:val="19"/>
-        </w:rPr>
-        <w:t xml:space="preserve">: </w:t>
-      </w:r>
-      <w:r>
-        <w:rPr>
-          <w:color w:val="404040"/>
-          <w:sz w:val="19"/>
-        </w:rPr>
-        <w:t>김현수</w:t>
-      </w:r>
-      <w:r>
-        <w:rPr>
-          <w:color w:val="404040"/>
-          <w:sz w:val="19"/>
-        </w:rPr>
-        <w:t xml:space="preserve"> </w:t>
-      </w:r>
-      <w:r>
-        <w:rPr>
-          <w:color w:val="404040"/>
-          <w:sz w:val="19"/>
-        </w:rPr>
-        <w:t>박사님</w:t>
-      </w:r>
-      <w:r>
-        <w:rPr>
-          <w:color w:val="404040"/>
-          <w:sz w:val="19"/>
-        </w:rPr>
-        <w:t xml:space="preserve"> "</w:t>
-      </w:r>
-      <w:r>
-        <w:rPr>
-          <w:color w:val="404040"/>
-          <w:sz w:val="19"/>
-        </w:rPr>
-        <w:t>현재</w:t>
-      </w:r>
-      <w:r>
-        <w:rPr>
-          <w:color w:val="404040"/>
-          <w:sz w:val="19"/>
-        </w:rPr>
-        <w:t xml:space="preserve"> </w:t>
-      </w:r>
-      <w:r>
-        <w:rPr>
-          <w:color w:val="404040"/>
-          <w:sz w:val="19"/>
-        </w:rPr>
-        <w:t>기구축되어</w:t>
-      </w:r>
-      <w:r>
-        <w:rPr>
-          <w:color w:val="404040"/>
-          <w:sz w:val="19"/>
-        </w:rPr>
-        <w:t xml:space="preserve"> </w:t>
-      </w:r>
-      <w:r>
-        <w:rPr>
-          <w:color w:val="404040"/>
-          <w:sz w:val="19"/>
-        </w:rPr>
-        <w:t>있다는</w:t>
-      </w:r>
-      <w:r>
-        <w:rPr>
-          <w:color w:val="404040"/>
-          <w:sz w:val="19"/>
-        </w:rPr>
-        <w:t xml:space="preserve"> </w:t>
-      </w:r>
-      <w:r>
-        <w:rPr>
-          <w:color w:val="404040"/>
-          <w:sz w:val="19"/>
-        </w:rPr>
-        <w:t>전제하에</w:t>
-      </w:r>
-      <w:r>
-        <w:rPr>
-          <w:color w:val="404040"/>
-          <w:sz w:val="19"/>
-        </w:rPr>
-        <w:t xml:space="preserve"> </w:t>
-      </w:r>
-      <w:r>
-        <w:rPr>
-          <w:color w:val="404040"/>
-          <w:sz w:val="19"/>
-        </w:rPr>
-        <w:t>과제</w:t>
-      </w:r>
-      <w:r>
-        <w:rPr>
-          <w:color w:val="404040"/>
-          <w:sz w:val="19"/>
-        </w:rPr>
-        <w:t xml:space="preserve"> </w:t>
-      </w:r>
-      <w:r>
-        <w:rPr>
-          <w:color w:val="404040"/>
-          <w:sz w:val="19"/>
-        </w:rPr>
-        <w:t>진행이</w:t>
-      </w:r>
-      <w:r>
-        <w:rPr>
-          <w:color w:val="404040"/>
-          <w:sz w:val="19"/>
-        </w:rPr>
-        <w:t xml:space="preserve"> </w:t>
-      </w:r>
-      <w:r>
-        <w:rPr>
-          <w:color w:val="404040"/>
-          <w:sz w:val="19"/>
-        </w:rPr>
-        <w:t>바람직함</w:t>
-      </w:r>
-      <w:r>
-        <w:rPr>
-          <w:color w:val="404040"/>
-          <w:sz w:val="19"/>
-        </w:rPr>
-        <w:t xml:space="preserve">" — </w:t>
-      </w:r>
-      <w:r>
-        <w:rPr>
-          <w:color w:val="404040"/>
-          <w:sz w:val="19"/>
-        </w:rPr>
-        <w:t>문구</w:t>
-      </w:r>
-      <w:r>
-        <w:rPr>
-          <w:color w:val="404040"/>
-          <w:sz w:val="19"/>
-        </w:rPr>
-        <w:t xml:space="preserve"> </w:t>
-      </w:r>
-      <w:r>
-        <w:rPr>
-          <w:color w:val="404040"/>
-          <w:sz w:val="19"/>
-        </w:rPr>
-        <w:t>삭제</w:t>
-      </w:r>
-      <w:r>
-        <w:rPr>
-          <w:color w:val="404040"/>
-          <w:sz w:val="19"/>
-        </w:rPr>
-        <w:t xml:space="preserve"> </w:t>
-      </w:r>
-      <w:r>
-        <w:rPr>
-          <w:color w:val="404040"/>
-          <w:sz w:val="19"/>
-        </w:rPr>
-        <w:t>또는</w:t>
-      </w:r>
-      <w:r>
-        <w:rPr>
-          <w:color w:val="404040"/>
-          <w:sz w:val="19"/>
-        </w:rPr>
-        <w:t xml:space="preserve"> </w:t>
-      </w:r>
-      <w:r>
-        <w:rPr>
-          <w:color w:val="404040"/>
-          <w:sz w:val="19"/>
-        </w:rPr>
-        <w:t>긍정적으로</w:t>
-      </w:r>
-      <w:r>
-        <w:rPr>
-          <w:color w:val="404040"/>
-          <w:sz w:val="19"/>
-        </w:rPr>
-        <w:t xml:space="preserve"> </w:t>
-      </w:r>
-      <w:r>
-        <w:rPr>
-          <w:color w:val="404040"/>
-          <w:sz w:val="19"/>
-        </w:rPr>
-        <w:t>전환</w:t>
-      </w:r>
-    </w:p>
-    <w:p>
-      <w:pPr>
-        <w:spacing w:before="120" w:after="40"/>
-        <w:ind w:left="283"/>
-      </w:pPr>
-      <w:r>
-        <w:rPr>
-          <w:b/>
-          <w:color w:val="FFFFFF"/>
-          <w:shd w:val="clear" w:color="auto" w:fill="375623"/>
-        </w:rPr>
-        <w:t xml:space="preserve"> </w:t>
-      </w:r>
-      <w:r>
-        <w:rPr>
-          <w:b/>
-          <w:color w:val="FFFFFF"/>
-          <w:shd w:val="clear" w:color="auto" w:fill="375623"/>
-        </w:rPr>
-        <w:t>확인</w:t>
-      </w:r>
-      <w:r>
-        <w:rPr>
-          <w:b/>
-          <w:color w:val="FFFFFF"/>
-          <w:shd w:val="clear" w:color="auto" w:fill="375623"/>
-        </w:rPr>
-        <w:t xml:space="preserve"> 3 </w:t>
-      </w:r>
-      <w:r>
-        <w:rPr>
-          <w:b/>
-          <w:color w:val="375623"/>
-        </w:rPr>
-        <w:t xml:space="preserve">  </w:t>
-      </w:r>
-      <w:r>
-        <w:rPr>
-          <w:b/>
-          <w:color w:val="375623"/>
-        </w:rPr>
-        <w:t>씨오알엔</w:t>
-      </w:r>
-      <w:r>
-        <w:rPr>
-          <w:b/>
-          <w:color w:val="375623"/>
-        </w:rPr>
-        <w:t xml:space="preserve"> </w:t>
-      </w:r>
-      <w:r>
-        <w:rPr>
-          <w:b/>
-          <w:color w:val="375623"/>
-        </w:rPr>
-        <w:t>발표자료</w:t>
-      </w:r>
-      <w:r>
-        <w:rPr>
-          <w:b/>
-          <w:color w:val="375623"/>
-        </w:rPr>
-        <w:t xml:space="preserve"> </w:t>
-      </w:r>
-      <w:r>
-        <w:rPr>
-          <w:b/>
-          <w:color w:val="375623"/>
-        </w:rPr>
-        <w:t>페이지</w:t>
-      </w:r>
-      <w:r>
-        <w:rPr>
-          <w:b/>
-          <w:color w:val="375623"/>
-        </w:rPr>
-        <w:t xml:space="preserve"> </w:t>
-      </w:r>
-      <w:r>
-        <w:rPr>
-          <w:b/>
-          <w:color w:val="375623"/>
-        </w:rPr>
-        <w:t>수</w:t>
-      </w:r>
-      <w:r>
-        <w:rPr>
-          <w:b/>
-          <w:color w:val="375623"/>
-        </w:rPr>
-        <w:t xml:space="preserve"> 1</w:t>
-      </w:r>
-      <w:r>
-        <w:rPr>
-          <w:b/>
-          <w:color w:val="375623"/>
-        </w:rPr>
-        <w:t>페이지로</w:t>
-      </w:r>
-      <w:r>
-        <w:rPr>
-          <w:b/>
-          <w:color w:val="375623"/>
-        </w:rPr>
-        <w:t xml:space="preserve"> </w:t>
-      </w:r>
-      <w:r>
-        <w:rPr>
-          <w:b/>
-          <w:color w:val="375623"/>
-        </w:rPr>
-        <w:t>통일</w:t>
-      </w:r>
-    </w:p>
-    <w:p>
-      <w:pPr>
-        <w:spacing w:before="20" w:after="20"/>
-        <w:ind w:left="680"/>
-      </w:pPr>
-      <w:r>
-        <w:rPr>
-          <w:b/>
-          <w:color w:val="1F4E79"/>
-          <w:sz w:val="20"/>
-        </w:rPr>
-        <w:t>위치</w:t>
-      </w:r>
-      <w:r>
-        <w:rPr>
-          <w:b/>
-          <w:color w:val="1F4E79"/>
-          <w:sz w:val="20"/>
-        </w:rPr>
-        <w:t xml:space="preserve">: </w:t>
-      </w:r>
-      <w:r>
-        <w:rPr>
-          <w:color w:val="404040"/>
-          <w:sz w:val="20"/>
-        </w:rPr>
-        <w:t>27</w:t>
-      </w:r>
-      <w:r>
-        <w:rPr>
-          <w:color w:val="404040"/>
-          <w:sz w:val="20"/>
-        </w:rPr>
-        <w:t>페이지</w:t>
-      </w:r>
-    </w:p>
-    <w:p>
-      <w:pPr>
-        <w:spacing w:before="40" w:after="160"/>
-        <w:ind w:left="680"/>
-      </w:pPr>
-      <w:r>
-        <w:rPr>
-          <w:b/>
-          <w:color w:val="1F4E79"/>
-          <w:sz w:val="19"/>
-        </w:rPr>
-        <w:t>비고</w:t>
-      </w:r>
-      <w:r>
-        <w:rPr>
-          <w:b/>
-          <w:color w:val="1F4E79"/>
-          <w:sz w:val="19"/>
-        </w:rPr>
-        <w:t xml:space="preserve">: </w:t>
-      </w:r>
-      <w:r>
-        <w:rPr>
-          <w:color w:val="404040"/>
-          <w:sz w:val="19"/>
-        </w:rPr>
-        <w:t>김현수</w:t>
-      </w:r>
-      <w:r>
-        <w:rPr>
-          <w:color w:val="404040"/>
-          <w:sz w:val="19"/>
-        </w:rPr>
-        <w:t xml:space="preserve"> </w:t>
-      </w:r>
-      <w:r>
-        <w:rPr>
-          <w:color w:val="404040"/>
-          <w:sz w:val="19"/>
-        </w:rPr>
-        <w:t>박사님</w:t>
-      </w:r>
-      <w:r>
-        <w:rPr>
-          <w:color w:val="404040"/>
-          <w:sz w:val="19"/>
-        </w:rPr>
-        <w:t xml:space="preserve"> "</w:t>
-      </w:r>
-      <w:r>
-        <w:rPr>
-          <w:color w:val="404040"/>
-          <w:sz w:val="19"/>
-        </w:rPr>
-        <w:t>다른</w:t>
-      </w:r>
-      <w:r>
-        <w:rPr>
-          <w:color w:val="404040"/>
-          <w:sz w:val="19"/>
-        </w:rPr>
-        <w:t xml:space="preserve"> </w:t>
-      </w:r>
-      <w:r>
-        <w:rPr>
-          <w:color w:val="404040"/>
-          <w:sz w:val="19"/>
-        </w:rPr>
-        <w:t>기관과</w:t>
-      </w:r>
-      <w:r>
-        <w:rPr>
-          <w:color w:val="404040"/>
-          <w:sz w:val="19"/>
-        </w:rPr>
-        <w:t xml:space="preserve"> </w:t>
-      </w:r>
-      <w:r>
-        <w:rPr>
-          <w:color w:val="404040"/>
-          <w:sz w:val="19"/>
-        </w:rPr>
-        <w:t>동일하게</w:t>
-      </w:r>
-      <w:r>
-        <w:rPr>
-          <w:color w:val="404040"/>
-          <w:sz w:val="19"/>
-        </w:rPr>
-        <w:t xml:space="preserve"> 1</w:t>
-      </w:r>
-      <w:r>
-        <w:rPr>
-          <w:color w:val="404040"/>
-          <w:sz w:val="19"/>
-        </w:rPr>
-        <w:t>페이지로</w:t>
-      </w:r>
-      <w:r>
-        <w:rPr>
-          <w:color w:val="404040"/>
-          <w:sz w:val="19"/>
-        </w:rPr>
-        <w:t xml:space="preserve"> </w:t>
-      </w:r>
-      <w:r>
-        <w:rPr>
-          <w:color w:val="404040"/>
-          <w:sz w:val="19"/>
-        </w:rPr>
-        <w:t>통일</w:t>
-      </w:r>
-      <w:r>
-        <w:rPr>
-          <w:color w:val="404040"/>
-          <w:sz w:val="19"/>
-        </w:rPr>
-        <w:t xml:space="preserve">" — </w:t>
-      </w:r>
-      <w:r>
-        <w:rPr>
-          <w:color w:val="404040"/>
-          <w:sz w:val="19"/>
-        </w:rPr>
-        <w:t>분량</w:t>
-      </w:r>
-      <w:r>
-        <w:rPr>
-          <w:color w:val="404040"/>
-          <w:sz w:val="19"/>
-        </w:rPr>
-        <w:t xml:space="preserve"> </w:t>
-      </w:r>
-      <w:r>
-        <w:rPr>
-          <w:color w:val="404040"/>
-          <w:sz w:val="19"/>
-        </w:rPr>
-        <w:t>조정</w:t>
-      </w:r>
-      <w:r>
-        <w:rPr>
-          <w:color w:val="404040"/>
-          <w:sz w:val="19"/>
-        </w:rPr>
-        <w:t xml:space="preserve"> </w:t>
-      </w:r>
-      <w:r>
-        <w:rPr>
-          <w:color w:val="404040"/>
-          <w:sz w:val="19"/>
-        </w:rPr>
-        <w:t>필요</w:t>
-      </w:r>
-    </w:p>
-    <w:p>
-      <w:pPr>
-        <w:spacing w:before="120" w:after="40"/>
-        <w:ind w:left="283"/>
-      </w:pPr>
-      <w:r>
-        <w:rPr>
-          <w:b/>
-          <w:color w:val="FFFFFF"/>
-          <w:shd w:val="clear" w:color="auto" w:fill="375623"/>
-        </w:rPr>
-        <w:t xml:space="preserve"> </w:t>
-      </w:r>
-      <w:r>
-        <w:rPr>
-          <w:b/>
-          <w:color w:val="FFFFFF"/>
-          <w:shd w:val="clear" w:color="auto" w:fill="375623"/>
-        </w:rPr>
-        <w:t>확인</w:t>
-      </w:r>
-      <w:r>
-        <w:rPr>
-          <w:b/>
-          <w:color w:val="FFFFFF"/>
-          <w:shd w:val="clear" w:color="auto" w:fill="375623"/>
-        </w:rPr>
-        <w:t xml:space="preserve"> 4 </w:t>
-      </w:r>
-      <w:r>
-        <w:rPr>
-          <w:b/>
-          <w:color w:val="375623"/>
-        </w:rPr>
-        <w:t xml:space="preserve">  </w:t>
-      </w:r>
-      <w:r>
-        <w:rPr>
-          <w:b/>
-          <w:color w:val="375623"/>
-        </w:rPr>
-        <w:t>별첨</w:t>
-      </w:r>
-      <w:r>
-        <w:rPr>
-          <w:b/>
-          <w:color w:val="375623"/>
-        </w:rPr>
-        <w:t xml:space="preserve"> </w:t>
-      </w:r>
-      <w:r>
-        <w:rPr>
-          <w:b/>
-          <w:color w:val="375623"/>
-        </w:rPr>
-        <w:t>슬라이드</w:t>
-      </w:r>
-      <w:r>
-        <w:rPr>
-          <w:b/>
-          <w:color w:val="375623"/>
-        </w:rPr>
-        <w:t xml:space="preserve"> "0X" </w:t>
-      </w:r>
-      <w:r>
-        <w:rPr>
-          <w:b/>
-          <w:color w:val="375623"/>
-        </w:rPr>
-        <w:t>번호</w:t>
-      </w:r>
-      <w:r>
-        <w:rPr>
-          <w:b/>
-          <w:color w:val="375623"/>
-        </w:rPr>
-        <w:t xml:space="preserve"> </w:t>
-      </w:r>
-      <w:r>
-        <w:rPr>
-          <w:b/>
-          <w:color w:val="375623"/>
-        </w:rPr>
-        <w:t>실제</w:t>
-      </w:r>
-      <w:r>
-        <w:rPr>
-          <w:b/>
-          <w:color w:val="375623"/>
-        </w:rPr>
-        <w:t xml:space="preserve"> </w:t>
-      </w:r>
-      <w:r>
-        <w:rPr>
-          <w:b/>
-          <w:color w:val="375623"/>
-        </w:rPr>
-        <w:t>번호로</w:t>
-      </w:r>
-      <w:r>
-        <w:rPr>
-          <w:b/>
-          <w:color w:val="375623"/>
-        </w:rPr>
-        <w:t xml:space="preserve"> </w:t>
-      </w:r>
-      <w:r>
-        <w:rPr>
-          <w:b/>
-          <w:color w:val="375623"/>
-        </w:rPr>
-        <w:t>수정</w:t>
-      </w:r>
-    </w:p>
-    <w:p>
-      <w:pPr>
-        <w:spacing w:before="20" w:after="20"/>
-        <w:ind w:left="680"/>
-      </w:pPr>
-      <w:r>
-        <w:rPr>
-          <w:b/>
-          <w:color w:val="1F4E79"/>
-          <w:sz w:val="20"/>
-        </w:rPr>
-        <w:t>위치</w:t>
-      </w:r>
-      <w:r>
-        <w:rPr>
-          <w:b/>
-          <w:color w:val="1F4E79"/>
-          <w:sz w:val="20"/>
-        </w:rPr>
-        <w:t xml:space="preserve">: </w:t>
-      </w:r>
-      <w:r>
-        <w:rPr>
-          <w:color w:val="404040"/>
-          <w:sz w:val="20"/>
-        </w:rPr>
-        <w:t>45~50</w:t>
-      </w:r>
-      <w:r>
-        <w:rPr>
-          <w:color w:val="404040"/>
-          <w:sz w:val="20"/>
-        </w:rPr>
-        <w:t>페이지</w:t>
-      </w:r>
-      <w:r>
-        <w:rPr>
-          <w:color w:val="404040"/>
-          <w:sz w:val="20"/>
-        </w:rPr>
-        <w:t xml:space="preserve"> (</w:t>
-      </w:r>
-      <w:r>
-        <w:rPr>
-          <w:color w:val="404040"/>
-          <w:sz w:val="20"/>
-        </w:rPr>
-        <w:t>별첨</w:t>
-      </w:r>
-      <w:r>
-        <w:rPr>
-          <w:color w:val="404040"/>
-          <w:sz w:val="20"/>
-        </w:rPr>
-        <w:t>)</w:t>
-      </w:r>
-    </w:p>
-    <w:p>
-      <w:pPr>
-        <w:spacing w:before="40" w:after="160"/>
-        <w:ind w:left="680"/>
-      </w:pPr>
-      <w:r>
-        <w:rPr>
-          <w:b/>
-          <w:color w:val="1F4E79"/>
-          <w:sz w:val="19"/>
-        </w:rPr>
-        <w:t>비고</w:t>
-      </w:r>
-      <w:r>
-        <w:rPr>
-          <w:b/>
-          <w:color w:val="1F4E79"/>
-          <w:sz w:val="19"/>
-        </w:rPr>
-        <w:t xml:space="preserve">: </w:t>
-      </w:r>
-      <w:r>
-        <w:rPr>
-          <w:color w:val="404040"/>
-          <w:sz w:val="19"/>
-        </w:rPr>
-        <w:t xml:space="preserve">"0X" </w:t>
-      </w:r>
-      <w:r>
-        <w:rPr>
-          <w:color w:val="404040"/>
-          <w:sz w:val="19"/>
-        </w:rPr>
-        <w:t>임시</w:t>
-      </w:r>
-      <w:r>
-        <w:rPr>
-          <w:color w:val="404040"/>
-          <w:sz w:val="19"/>
-        </w:rPr>
-        <w:t xml:space="preserve"> </w:t>
-      </w:r>
-      <w:r>
-        <w:rPr>
-          <w:color w:val="404040"/>
-          <w:sz w:val="19"/>
-        </w:rPr>
-        <w:t>번호</w:t>
-      </w:r>
-      <w:r>
-        <w:rPr>
-          <w:color w:val="404040"/>
-          <w:sz w:val="19"/>
-        </w:rPr>
-        <w:t xml:space="preserve"> </w:t>
-      </w:r>
-      <w:r>
-        <w:rPr>
-          <w:color w:val="404040"/>
-          <w:sz w:val="19"/>
-        </w:rPr>
-        <w:t>그대로</w:t>
-      </w:r>
-      <w:r>
-        <w:rPr>
-          <w:color w:val="404040"/>
-          <w:sz w:val="19"/>
-        </w:rPr>
-        <w:t xml:space="preserve"> </w:t>
-      </w:r>
-      <w:r>
-        <w:rPr>
-          <w:color w:val="404040"/>
-          <w:sz w:val="19"/>
-        </w:rPr>
-        <w:t>제출</w:t>
-      </w:r>
-      <w:r>
-        <w:rPr>
-          <w:color w:val="404040"/>
-          <w:sz w:val="19"/>
-        </w:rPr>
-        <w:t xml:space="preserve"> </w:t>
-      </w:r>
-      <w:r>
-        <w:rPr>
-          <w:color w:val="404040"/>
-          <w:sz w:val="19"/>
-        </w:rPr>
-        <w:t>시</w:t>
-      </w:r>
-      <w:r>
-        <w:rPr>
-          <w:color w:val="404040"/>
-          <w:sz w:val="19"/>
-        </w:rPr>
-        <w:t xml:space="preserve"> </w:t>
-      </w:r>
-      <w:r>
-        <w:rPr>
-          <w:color w:val="404040"/>
-          <w:sz w:val="19"/>
-        </w:rPr>
-        <w:t>완성도</w:t>
-      </w:r>
-      <w:r>
-        <w:rPr>
-          <w:color w:val="404040"/>
-          <w:sz w:val="19"/>
-        </w:rPr>
-        <w:t xml:space="preserve"> </w:t>
-      </w:r>
-      <w:r>
-        <w:rPr>
-          <w:color w:val="404040"/>
-          <w:sz w:val="19"/>
-        </w:rPr>
-        <w:t>낮아</w:t>
-      </w:r>
-      <w:r>
-        <w:rPr>
-          <w:color w:val="404040"/>
-          <w:sz w:val="19"/>
-        </w:rPr>
-        <w:t xml:space="preserve"> </w:t>
-      </w:r>
-      <w:r>
-        <w:rPr>
-          <w:color w:val="404040"/>
-          <w:sz w:val="19"/>
-        </w:rPr>
-        <w:t>보임</w:t>
-      </w:r>
-      <w:r>
-        <w:rPr>
-          <w:color w:val="404040"/>
-          <w:sz w:val="19"/>
-        </w:rPr>
-        <w:t xml:space="preserve">. </w:t>
-      </w:r>
-      <w:r>
-        <w:rPr>
-          <w:color w:val="404040"/>
-          <w:sz w:val="19"/>
-        </w:rPr>
-        <w:t>실제</w:t>
-      </w:r>
-      <w:r>
-        <w:rPr>
-          <w:color w:val="404040"/>
-          <w:sz w:val="19"/>
-        </w:rPr>
-        <w:t xml:space="preserve"> </w:t>
-      </w:r>
-      <w:r>
-        <w:rPr>
-          <w:color w:val="404040"/>
-          <w:sz w:val="19"/>
-        </w:rPr>
-        <w:t>번호로</w:t>
-      </w:r>
-      <w:r>
-        <w:rPr>
-          <w:color w:val="404040"/>
-          <w:sz w:val="19"/>
-        </w:rPr>
-        <w:t xml:space="preserve"> </w:t>
-      </w:r>
-      <w:r>
-        <w:rPr>
-          <w:color w:val="404040"/>
-          <w:sz w:val="19"/>
-        </w:rPr>
-        <w:t>교체</w:t>
-      </w:r>
-      <w:r>
-        <w:rPr>
-          <w:color w:val="404040"/>
-          <w:sz w:val="19"/>
-        </w:rPr>
-        <w:t xml:space="preserve"> </w:t>
-      </w:r>
-      <w:r>
-        <w:rPr>
-          <w:color w:val="404040"/>
-          <w:sz w:val="19"/>
-        </w:rPr>
-        <w:t>필요</w:t>
-      </w:r>
-    </w:p>
-    <w:p/>
-    <w:p>
-      <w:pPr>
-        <w:pBdr>
-          <w:bottom w:val="single" w:sz="6" w:space="0" w:color="1F4E79"/>
-        </w:pBdr>
-        <w:spacing w:before="240" w:after="80"/>
-      </w:pPr>
-      <w:r>
-        <w:rPr>
-          <w:b/>
-          <w:color w:val="1F4E79"/>
-          <w:sz w:val="28"/>
-        </w:rPr>
-        <w:t xml:space="preserve">4. ALD </w:t>
-      </w:r>
-      <w:r>
-        <w:rPr>
-          <w:b/>
-          <w:color w:val="1F4E79"/>
-          <w:sz w:val="28"/>
-        </w:rPr>
-        <w:t>파트</w:t>
-      </w:r>
-      <w:r>
-        <w:rPr>
-          <w:b/>
-          <w:color w:val="1F4E79"/>
-          <w:sz w:val="28"/>
-        </w:rPr>
-        <w:t xml:space="preserve"> (</w:t>
-      </w:r>
-      <w:r>
-        <w:rPr>
-          <w:b/>
-          <w:color w:val="1F4E79"/>
-          <w:sz w:val="28"/>
-        </w:rPr>
-        <w:t>기계연</w:t>
-      </w:r>
-      <w:r>
-        <w:rPr>
-          <w:b/>
-          <w:color w:val="1F4E79"/>
-          <w:sz w:val="28"/>
-        </w:rPr>
-        <w:t>·</w:t>
-      </w:r>
-      <w:r>
-        <w:rPr>
-          <w:b/>
-          <w:color w:val="1F4E79"/>
-          <w:sz w:val="28"/>
-        </w:rPr>
-        <w:t>대성기계</w:t>
-      </w:r>
-      <w:r>
-        <w:rPr>
-          <w:b/>
-          <w:color w:val="1F4E79"/>
-          <w:sz w:val="28"/>
-        </w:rPr>
-        <w:t xml:space="preserve">) </w:t>
-      </w:r>
-      <w:r>
-        <w:rPr>
-          <w:b/>
-          <w:color w:val="1F4E79"/>
-          <w:sz w:val="28"/>
-        </w:rPr>
-        <w:t>전용</w:t>
-      </w:r>
-      <w:r>
-        <w:rPr>
-          <w:b/>
-          <w:color w:val="1F4E79"/>
-          <w:sz w:val="28"/>
-        </w:rPr>
-        <w:t xml:space="preserve"> </w:t>
-      </w:r>
-      <w:r>
-        <w:rPr>
-          <w:b/>
-          <w:color w:val="1F4E79"/>
-          <w:sz w:val="28"/>
-        </w:rPr>
-        <w:t>점검</w:t>
-      </w:r>
-      <w:r>
-        <w:rPr>
-          <w:b/>
-          <w:color w:val="1F4E79"/>
-          <w:sz w:val="28"/>
-        </w:rPr>
-        <w:t xml:space="preserve"> </w:t>
-      </w:r>
-      <w:r>
-        <w:rPr>
-          <w:b/>
-          <w:color w:val="1F4E79"/>
-          <w:sz w:val="28"/>
-        </w:rPr>
-        <w:t>결과</w:t>
-      </w:r>
-    </w:p>
-    <w:p>
-      <w:pPr>
-        <w:spacing w:before="80" w:after="120"/>
-        <w:ind w:left="283"/>
-      </w:pPr>
-      <w:r>
-        <w:rPr>
-          <w:b/>
-          <w:color w:val="375623"/>
-          <w:sz w:val="22"/>
-        </w:rPr>
-        <w:t xml:space="preserve">ALD </w:t>
-      </w:r>
-      <w:r>
-        <w:rPr>
-          <w:b/>
-          <w:color w:val="375623"/>
-          <w:sz w:val="22"/>
-        </w:rPr>
-        <w:t>파트</w:t>
-      </w:r>
-      <w:r>
-        <w:rPr>
-          <w:b/>
-          <w:color w:val="375623"/>
-          <w:sz w:val="22"/>
-        </w:rPr>
-        <w:t xml:space="preserve"> </w:t>
-      </w:r>
-      <w:r>
-        <w:rPr>
-          <w:b/>
-          <w:color w:val="375623"/>
-          <w:sz w:val="22"/>
-        </w:rPr>
-        <w:t>자체</w:t>
-      </w:r>
-      <w:r>
-        <w:rPr>
-          <w:b/>
-          <w:color w:val="375623"/>
-          <w:sz w:val="22"/>
-        </w:rPr>
-        <w:t xml:space="preserve"> </w:t>
-      </w:r>
-      <w:r>
-        <w:rPr>
-          <w:b/>
-          <w:color w:val="375623"/>
-          <w:sz w:val="22"/>
-        </w:rPr>
-        <w:t>오타</w:t>
-      </w:r>
-      <w:r>
-        <w:rPr>
-          <w:b/>
-          <w:color w:val="375623"/>
-          <w:sz w:val="22"/>
-        </w:rPr>
-        <w:t xml:space="preserve"> </w:t>
-      </w:r>
-      <w:r>
-        <w:rPr>
-          <w:b/>
-          <w:color w:val="375623"/>
-          <w:sz w:val="22"/>
-        </w:rPr>
-        <w:t>없음</w:t>
-      </w:r>
-      <w:r>
-        <w:rPr>
-          <w:b/>
-          <w:color w:val="375623"/>
-          <w:sz w:val="22"/>
-        </w:rPr>
-        <w:t xml:space="preserve">.  </w:t>
-      </w:r>
-      <w:r>
-        <w:rPr>
-          <w:color w:val="404040"/>
-        </w:rPr>
-        <w:t>오타는</w:t>
-      </w:r>
-      <w:r>
-        <w:rPr>
-          <w:color w:val="404040"/>
-        </w:rPr>
-        <w:t xml:space="preserve"> </w:t>
-      </w:r>
-      <w:r>
-        <w:rPr>
-          <w:color w:val="404040"/>
-        </w:rPr>
-        <w:t>타</w:t>
-      </w:r>
-      <w:r>
-        <w:rPr>
-          <w:color w:val="404040"/>
-        </w:rPr>
-        <w:t xml:space="preserve"> </w:t>
-      </w:r>
-      <w:r>
-        <w:rPr>
-          <w:color w:val="404040"/>
-        </w:rPr>
-        <w:t>기관</w:t>
-      </w:r>
-      <w:r>
-        <w:rPr>
-          <w:color w:val="404040"/>
-        </w:rPr>
-        <w:t xml:space="preserve"> </w:t>
-      </w:r>
-      <w:r>
-        <w:rPr>
-          <w:color w:val="404040"/>
-        </w:rPr>
-        <w:t>파트</w:t>
-      </w:r>
-      <w:r>
-        <w:rPr>
-          <w:color w:val="404040"/>
-        </w:rPr>
-        <w:t>(</w:t>
-      </w:r>
-      <w:r>
-        <w:rPr>
-          <w:color w:val="404040"/>
-        </w:rPr>
-        <w:t>씨오알엔</w:t>
-      </w:r>
-      <w:r>
-        <w:rPr>
-          <w:color w:val="404040"/>
-        </w:rPr>
-        <w:t xml:space="preserve">, </w:t>
-      </w:r>
-      <w:r>
-        <w:rPr>
-          <w:color w:val="404040"/>
-        </w:rPr>
-        <w:t>전북대</w:t>
-      </w:r>
-      <w:r>
-        <w:rPr>
-          <w:color w:val="404040"/>
-        </w:rPr>
-        <w:t xml:space="preserve"> </w:t>
-      </w:r>
-      <w:r>
-        <w:rPr>
-          <w:color w:val="404040"/>
-        </w:rPr>
-        <w:t>등</w:t>
-      </w:r>
-      <w:r>
-        <w:rPr>
-          <w:color w:val="404040"/>
-        </w:rPr>
-        <w:t xml:space="preserve">) </w:t>
-      </w:r>
-      <w:r>
-        <w:rPr>
-          <w:color w:val="404040"/>
-        </w:rPr>
-        <w:t>섹션에</w:t>
-      </w:r>
-      <w:r>
-        <w:rPr>
-          <w:color w:val="404040"/>
-        </w:rPr>
-        <w:t xml:space="preserve"> </w:t>
-      </w:r>
-      <w:r>
-        <w:rPr>
-          <w:color w:val="404040"/>
-        </w:rPr>
-        <w:t>주로</w:t>
-      </w:r>
-      <w:r>
-        <w:rPr>
-          <w:color w:val="404040"/>
-        </w:rPr>
-        <w:t xml:space="preserve"> </w:t>
-      </w:r>
-      <w:r>
-        <w:rPr>
-          <w:color w:val="404040"/>
-        </w:rPr>
-        <w:t>집중되어</w:t>
-      </w:r>
-      <w:r>
-        <w:rPr>
-          <w:color w:val="404040"/>
-        </w:rPr>
-        <w:t xml:space="preserve"> </w:t>
-      </w:r>
-      <w:r>
-        <w:rPr>
-          <w:color w:val="404040"/>
-        </w:rPr>
-        <w:t>있음</w:t>
-      </w:r>
-      <w:r>
-        <w:rPr>
-          <w:color w:val="404040"/>
-        </w:rPr>
-        <w:t>.</w:t>
-      </w:r>
-    </w:p>
-    <w:tbl>
-      <w:tblPr>
-        <w:tblStyle w:val="af9"/>
-        <w:tblW w:w="0" w:type="auto"/>
-        <w:tblLook w:val="04A0" w:firstRow="1" w:lastRow="0" w:firstColumn="1" w:lastColumn="0" w:noHBand="0" w:noVBand="1"/>
-      </w:tblPr>
-      <w:tblGrid>
-        <w:gridCol w:w="3024"/>
-        <w:gridCol w:w="3024"/>
-        <w:gridCol w:w="3024"/>
-      </w:tblGrid>
-      <w:tr>
-        <w:tc>
-          <w:tcPr>
-            <w:tcW w:w="3024" w:type="dxa"/>
-            <w:shd w:val="clear" w:color="auto" w:fill="1F4E79"/>
-            <w:vAlign w:val="center"/>
-          </w:tcPr>
-          <w:p>
-            <w:pPr>
-              <w:jc w:val="center"/>
-            </w:pPr>
-            <w:r>
-              <w:rPr>
-                <w:b/>
-                <w:color w:val="FFFFFF"/>
-                <w:sz w:val="20"/>
-              </w:rPr>
-              <w:t>슬라이드</w:t>
-            </w:r>
-          </w:p>
-        </w:tc>
-        <w:tc>
-          <w:tcPr>
-            <w:tcW w:w="3024" w:type="dxa"/>
-            <w:shd w:val="clear" w:color="auto" w:fill="1F4E79"/>
-            <w:vAlign w:val="center"/>
-          </w:tcPr>
-          <w:p>
-            <w:pPr>
-              <w:jc w:val="center"/>
-            </w:pPr>
-            <w:r>
-              <w:rPr>
-                <w:b/>
-                <w:color w:val="FFFFFF"/>
-                <w:sz w:val="20"/>
-              </w:rPr>
-              <w:t>점검</w:t>
-            </w:r>
-            <w:r>
-              <w:rPr>
-                <w:b/>
-                <w:color w:val="FFFFFF"/>
-                <w:sz w:val="20"/>
-              </w:rPr>
-              <w:t xml:space="preserve"> </w:t>
-            </w:r>
-            <w:r>
-              <w:rPr>
-                <w:b/>
-                <w:color w:val="FFFFFF"/>
-                <w:sz w:val="20"/>
-              </w:rPr>
-              <w:t>항목</w:t>
-            </w:r>
-          </w:p>
-        </w:tc>
-        <w:tc>
-          <w:tcPr>
-            <w:tcW w:w="3024" w:type="dxa"/>
-            <w:shd w:val="clear" w:color="auto" w:fill="1F4E79"/>
-            <w:vAlign w:val="center"/>
-          </w:tcPr>
-          <w:p>
-            <w:pPr>
-              <w:jc w:val="center"/>
-            </w:pPr>
-            <w:r>
-              <w:rPr>
-                <w:b/>
-                <w:color w:val="FFFFFF"/>
-                <w:sz w:val="20"/>
-              </w:rPr>
-              <w:t>결과</w:t>
-            </w:r>
-          </w:p>
-        </w:tc>
-      </w:tr>
-      <w:tr>
-        <w:tc>
-          <w:tcPr>
-            <w:tcW w:w="3024" w:type="dxa"/>
-            <w:shd w:val="clear" w:color="auto" w:fill="F2F2F2"/>
-          </w:tcPr>
-          <w:p>
-            <w:pPr>
-              <w:jc w:val="center"/>
-            </w:pPr>
-            <w:r>
-              <w:rPr>
-                <w:color w:val="404040"/>
-                <w:sz w:val="20"/>
-              </w:rPr>
-              <w:t>slide1 (p.3)</w:t>
-            </w:r>
-          </w:p>
-        </w:tc>
-        <w:tc>
-          <w:tcPr>
-            <w:tcW w:w="3024" w:type="dxa"/>
-            <w:shd w:val="clear" w:color="auto" w:fill="F2F2F2"/>
-          </w:tcPr>
-          <w:p>
-            <w:r>
-              <w:rPr>
-                <w:color w:val="404040"/>
-                <w:sz w:val="20"/>
-              </w:rPr>
-              <w:t xml:space="preserve">ALD </w:t>
-            </w:r>
-            <w:r>
-              <w:rPr>
-                <w:color w:val="404040"/>
-                <w:sz w:val="20"/>
-              </w:rPr>
-              <w:t>코팅</w:t>
-            </w:r>
-            <w:r>
-              <w:rPr>
-                <w:color w:val="404040"/>
-                <w:sz w:val="20"/>
-              </w:rPr>
-              <w:t xml:space="preserve"> </w:t>
-            </w:r>
-            <w:r>
-              <w:rPr>
-                <w:color w:val="404040"/>
-                <w:sz w:val="20"/>
-              </w:rPr>
-              <w:t>소재</w:t>
-            </w:r>
-            <w:r>
-              <w:rPr>
-                <w:color w:val="404040"/>
-                <w:sz w:val="20"/>
-              </w:rPr>
-              <w:t xml:space="preserve"> </w:t>
-            </w:r>
-            <w:r>
-              <w:rPr>
-                <w:color w:val="404040"/>
-                <w:sz w:val="20"/>
-              </w:rPr>
-              <w:t>역할</w:t>
-            </w:r>
-            <w:r>
-              <w:rPr>
-                <w:color w:val="404040"/>
-                <w:sz w:val="20"/>
-              </w:rPr>
-              <w:t xml:space="preserve"> </w:t>
-            </w:r>
-            <w:r>
-              <w:rPr>
-                <w:color w:val="404040"/>
-                <w:sz w:val="20"/>
-              </w:rPr>
-              <w:t>비교</w:t>
-            </w:r>
-            <w:r>
-              <w:rPr>
-                <w:color w:val="404040"/>
-                <w:sz w:val="20"/>
-              </w:rPr>
-              <w:t xml:space="preserve">, </w:t>
-            </w:r>
-            <w:r>
-              <w:rPr>
-                <w:color w:val="404040"/>
-                <w:sz w:val="20"/>
-              </w:rPr>
-              <w:t>문헌</w:t>
-            </w:r>
-            <w:r>
-              <w:rPr>
-                <w:color w:val="404040"/>
-                <w:sz w:val="20"/>
-              </w:rPr>
-              <w:t xml:space="preserve"> </w:t>
-            </w:r>
-            <w:r>
-              <w:rPr>
-                <w:color w:val="404040"/>
-                <w:sz w:val="20"/>
-              </w:rPr>
-              <w:t>인용</w:t>
-            </w:r>
-          </w:p>
-        </w:tc>
-        <w:tc>
-          <w:tcPr>
-            <w:tcW w:w="3024" w:type="dxa"/>
-            <w:shd w:val="clear" w:color="auto" w:fill="E2EFDA"/>
-          </w:tcPr>
-          <w:p>
-            <w:pPr>
-              <w:jc w:val="center"/>
-            </w:pPr>
-            <w:r>
-              <w:rPr>
-                <w:b/>
-                <w:color w:val="375623"/>
-                <w:sz w:val="20"/>
-              </w:rPr>
-              <w:t>정상</w:t>
-            </w:r>
-          </w:p>
-        </w:tc>
-      </w:tr>
-      <w:tr>
-        <w:tc>
-          <w:tcPr>
-            <w:tcW w:w="3024" w:type="dxa"/>
-            <w:shd w:val="clear" w:color="auto" w:fill="F2F2F2"/>
-          </w:tcPr>
-          <w:p>
-            <w:pPr>
-              <w:jc w:val="center"/>
-            </w:pPr>
-            <w:r>
-              <w:rPr>
-                <w:color w:val="404040"/>
-                <w:sz w:val="20"/>
-              </w:rPr>
-              <w:t>slide2 (p.5)</w:t>
-            </w:r>
-          </w:p>
-        </w:tc>
-        <w:tc>
-          <w:tcPr>
-            <w:tcW w:w="3024" w:type="dxa"/>
-            <w:shd w:val="clear" w:color="auto" w:fill="F2F2F2"/>
-          </w:tcPr>
-          <w:p>
-            <w:r>
-              <w:rPr>
-                <w:color w:val="404040"/>
-                <w:sz w:val="20"/>
-              </w:rPr>
-              <w:t>기관</w:t>
-            </w:r>
-            <w:r>
-              <w:rPr>
-                <w:color w:val="404040"/>
-                <w:sz w:val="20"/>
-              </w:rPr>
-              <w:t xml:space="preserve"> </w:t>
-            </w:r>
-            <w:r>
-              <w:rPr>
-                <w:color w:val="404040"/>
-                <w:sz w:val="20"/>
-              </w:rPr>
-              <w:t>역할</w:t>
-            </w:r>
-            <w:r>
-              <w:rPr>
-                <w:color w:val="404040"/>
-                <w:sz w:val="20"/>
-              </w:rPr>
-              <w:t xml:space="preserve"> </w:t>
-            </w:r>
-            <w:r>
-              <w:rPr>
-                <w:color w:val="404040"/>
-                <w:sz w:val="20"/>
-              </w:rPr>
-              <w:t>분담</w:t>
-            </w:r>
-            <w:r>
-              <w:rPr>
-                <w:color w:val="404040"/>
-                <w:sz w:val="20"/>
-              </w:rPr>
-              <w:t xml:space="preserve"> </w:t>
-            </w:r>
-            <w:r>
-              <w:rPr>
-                <w:color w:val="404040"/>
-                <w:sz w:val="20"/>
-              </w:rPr>
-              <w:t>설명</w:t>
-            </w:r>
-          </w:p>
-        </w:tc>
-        <w:tc>
-          <w:tcPr>
-            <w:tcW w:w="3024" w:type="dxa"/>
-            <w:shd w:val="clear" w:color="auto" w:fill="E2EFDA"/>
-          </w:tcPr>
-          <w:p>
-            <w:pPr>
-              <w:jc w:val="center"/>
-            </w:pPr>
-            <w:r>
-              <w:rPr>
-                <w:b/>
-                <w:color w:val="375623"/>
-                <w:sz w:val="20"/>
-              </w:rPr>
-              <w:t>정상</w:t>
-            </w:r>
-          </w:p>
-        </w:tc>
-      </w:tr>
-      <w:tr>
-        <w:tc>
-          <w:tcPr>
-            <w:tcW w:w="3024" w:type="dxa"/>
-            <w:shd w:val="clear" w:color="auto" w:fill="F2F2F2"/>
-          </w:tcPr>
-          <w:p>
-            <w:pPr>
-              <w:jc w:val="center"/>
-            </w:pPr>
-            <w:r>
-              <w:rPr>
-                <w:color w:val="404040"/>
-                <w:sz w:val="20"/>
-              </w:rPr>
-              <w:t>slide3 (p.6)</w:t>
-            </w:r>
-          </w:p>
-        </w:tc>
-        <w:tc>
-          <w:tcPr>
-            <w:tcW w:w="3024" w:type="dxa"/>
-            <w:shd w:val="clear" w:color="auto" w:fill="F2F2F2"/>
-          </w:tcPr>
-          <w:p>
-            <w:r>
-              <w:rPr>
-                <w:color w:val="404040"/>
-                <w:sz w:val="20"/>
-              </w:rPr>
-              <w:t>간트차트</w:t>
-            </w:r>
-            <w:r>
-              <w:rPr>
-                <w:color w:val="404040"/>
-                <w:sz w:val="20"/>
-              </w:rPr>
-              <w:t xml:space="preserve">, </w:t>
-            </w:r>
-            <w:r>
-              <w:rPr>
-                <w:color w:val="404040"/>
-                <w:sz w:val="20"/>
-              </w:rPr>
-              <w:t>마일스톤</w:t>
-            </w:r>
-          </w:p>
-        </w:tc>
-        <w:tc>
-          <w:tcPr>
-            <w:tcW w:w="3024" w:type="dxa"/>
-            <w:shd w:val="clear" w:color="auto" w:fill="E2EFDA"/>
-          </w:tcPr>
-          <w:p>
-            <w:pPr>
-              <w:jc w:val="center"/>
-            </w:pPr>
-            <w:r>
-              <w:rPr>
-                <w:b/>
-                <w:color w:val="375623"/>
-                <w:sz w:val="20"/>
-              </w:rPr>
-              <w:t>정상</w:t>
-            </w:r>
-          </w:p>
-        </w:tc>
-      </w:tr>
-      <w:tr>
-        <w:tc>
-          <w:tcPr>
-            <w:tcW w:w="3024" w:type="dxa"/>
-            <w:shd w:val="clear" w:color="auto" w:fill="F2F2F2"/>
-          </w:tcPr>
-          <w:p>
-            <w:pPr>
-              <w:jc w:val="center"/>
-            </w:pPr>
-            <w:r>
-              <w:rPr>
-                <w:color w:val="404040"/>
-                <w:sz w:val="20"/>
-              </w:rPr>
-              <w:t>slide4 (p.8)</w:t>
-            </w:r>
-          </w:p>
-        </w:tc>
-        <w:tc>
-          <w:tcPr>
-            <w:tcW w:w="3024" w:type="dxa"/>
-            <w:shd w:val="clear" w:color="auto" w:fill="F2F2F2"/>
-          </w:tcPr>
-          <w:p>
-            <w:r>
-              <w:rPr>
-                <w:color w:val="404040"/>
-                <w:sz w:val="20"/>
-              </w:rPr>
-              <w:t xml:space="preserve">RTD </w:t>
-            </w:r>
-            <w:r>
-              <w:rPr>
-                <w:color w:val="404040"/>
-                <w:sz w:val="20"/>
-              </w:rPr>
-              <w:t>알고리즘</w:t>
-            </w:r>
-            <w:r>
-              <w:rPr>
-                <w:color w:val="404040"/>
-                <w:sz w:val="20"/>
-              </w:rPr>
-              <w:t xml:space="preserve"> </w:t>
-            </w:r>
-            <w:r>
-              <w:rPr>
-                <w:color w:val="404040"/>
-                <w:sz w:val="20"/>
-              </w:rPr>
-              <w:t>표기</w:t>
-            </w:r>
-            <w:r>
-              <w:rPr>
-                <w:color w:val="404040"/>
-                <w:sz w:val="20"/>
-              </w:rPr>
-              <w:t xml:space="preserve"> (μ-2σ ≥ t_pulse)</w:t>
-            </w:r>
-          </w:p>
-        </w:tc>
-        <w:tc>
-          <w:tcPr>
-            <w:tcW w:w="3024" w:type="dxa"/>
-            <w:shd w:val="clear" w:color="auto" w:fill="E2EFDA"/>
-          </w:tcPr>
-          <w:p>
-            <w:pPr>
-              <w:jc w:val="center"/>
-            </w:pPr>
-            <w:r>
-              <w:rPr>
-                <w:b/>
-                <w:color w:val="375623"/>
-                <w:sz w:val="20"/>
-              </w:rPr>
-              <w:t>정상</w:t>
-            </w:r>
-          </w:p>
-        </w:tc>
-      </w:tr>
-      <w:tr>
-        <w:tc>
-          <w:tcPr>
-            <w:tcW w:w="3024" w:type="dxa"/>
-            <w:shd w:val="clear" w:color="auto" w:fill="F2F2F2"/>
-          </w:tcPr>
-          <w:p>
-            <w:pPr>
-              <w:jc w:val="center"/>
-            </w:pPr>
-            <w:r>
-              <w:rPr>
-                <w:color w:val="404040"/>
-                <w:sz w:val="20"/>
-              </w:rPr>
-              <w:t>slide5 (p.9)</w:t>
-            </w:r>
-          </w:p>
-        </w:tc>
-        <w:tc>
-          <w:tcPr>
-            <w:tcW w:w="3024" w:type="dxa"/>
-            <w:shd w:val="clear" w:color="auto" w:fill="F2F2F2"/>
-          </w:tcPr>
-          <w:p>
-            <w:r>
-              <w:rPr>
-                <w:color w:val="404040"/>
-                <w:sz w:val="20"/>
-              </w:rPr>
-              <w:t xml:space="preserve">KPI </w:t>
-            </w:r>
-            <w:r>
-              <w:rPr>
-                <w:color w:val="404040"/>
-                <w:sz w:val="20"/>
-              </w:rPr>
-              <w:t>단위</w:t>
-            </w:r>
-            <w:r>
-              <w:rPr>
-                <w:color w:val="404040"/>
-                <w:sz w:val="20"/>
-              </w:rPr>
-              <w:t xml:space="preserve"> (Ω·cm²)</w:t>
-            </w:r>
-          </w:p>
-        </w:tc>
-        <w:tc>
-          <w:tcPr>
-            <w:tcW w:w="3024" w:type="dxa"/>
-            <w:shd w:val="clear" w:color="auto" w:fill="E2EFDA"/>
-          </w:tcPr>
-          <w:p>
-            <w:pPr>
-              <w:jc w:val="center"/>
-            </w:pPr>
-            <w:r>
-              <w:rPr>
-                <w:b/>
-                <w:color w:val="375623"/>
-                <w:sz w:val="20"/>
-              </w:rPr>
-              <w:t>정상</w:t>
-            </w:r>
-          </w:p>
-        </w:tc>
-      </w:tr>
-      <w:tr>
-        <w:tc>
-          <w:tcPr>
-            <w:tcW w:w="3024" w:type="dxa"/>
-            <w:shd w:val="clear" w:color="auto" w:fill="F2F2F2"/>
-          </w:tcPr>
-          <w:p>
-            <w:pPr>
-              <w:jc w:val="center"/>
-            </w:pPr>
-            <w:r>
-              <w:rPr>
-                <w:color w:val="404040"/>
-                <w:sz w:val="20"/>
-              </w:rPr>
-              <w:t>slide6 (p.12)</w:t>
-            </w:r>
-          </w:p>
-        </w:tc>
-        <w:tc>
-          <w:tcPr>
-            <w:tcW w:w="3024" w:type="dxa"/>
-            <w:shd w:val="clear" w:color="auto" w:fill="F2F2F2"/>
-          </w:tcPr>
-          <w:p>
-            <w:r>
-              <w:rPr>
-                <w:color w:val="404040"/>
-                <w:sz w:val="20"/>
-              </w:rPr>
-              <w:t>레시피</w:t>
-            </w:r>
-            <w:r>
-              <w:rPr>
-                <w:color w:val="404040"/>
-                <w:sz w:val="20"/>
-              </w:rPr>
-              <w:t xml:space="preserve"> </w:t>
-            </w:r>
-            <w:r>
-              <w:rPr>
-                <w:color w:val="404040"/>
-                <w:sz w:val="20"/>
-              </w:rPr>
-              <w:t>표기</w:t>
-            </w:r>
-          </w:p>
-        </w:tc>
-        <w:tc>
-          <w:tcPr>
-            <w:tcW w:w="3024" w:type="dxa"/>
-            <w:shd w:val="clear" w:color="auto" w:fill="E2EFDA"/>
-          </w:tcPr>
-          <w:p>
-            <w:pPr>
-              <w:jc w:val="center"/>
-            </w:pPr>
-            <w:r>
-              <w:rPr>
-                <w:b/>
-                <w:color w:val="375623"/>
-                <w:sz w:val="20"/>
-              </w:rPr>
-              <w:t>정상</w:t>
-            </w:r>
-          </w:p>
-        </w:tc>
-      </w:tr>
-      <w:tr>
-        <w:tc>
-          <w:tcPr>
-            <w:tcW w:w="3024" w:type="dxa"/>
-            <w:shd w:val="clear" w:color="auto" w:fill="F2F2F2"/>
-          </w:tcPr>
-          <w:p>
-            <w:pPr>
-              <w:jc w:val="center"/>
-            </w:pPr>
-            <w:r>
-              <w:rPr>
-                <w:color w:val="404040"/>
-                <w:sz w:val="20"/>
-              </w:rPr>
-              <w:t xml:space="preserve">slide7 </w:t>
-            </w:r>
-            <w:r>
-              <w:rPr>
-                <w:color w:val="404040"/>
-                <w:sz w:val="20"/>
-              </w:rPr>
-              <w:t>(p.15)</w:t>
-            </w:r>
-          </w:p>
-        </w:tc>
-        <w:tc>
-          <w:tcPr>
-            <w:tcW w:w="3024" w:type="dxa"/>
-            <w:shd w:val="clear" w:color="auto" w:fill="F2F2F2"/>
-          </w:tcPr>
-          <w:p>
-            <w:r>
-              <w:rPr>
-                <w:color w:val="404040"/>
-                <w:sz w:val="20"/>
-              </w:rPr>
-              <w:t>논문</w:t>
-            </w:r>
-            <w:r>
-              <w:rPr>
-                <w:color w:val="404040"/>
-                <w:sz w:val="20"/>
-              </w:rPr>
-              <w:t xml:space="preserve"> </w:t>
-            </w:r>
-            <w:r>
-              <w:rPr>
-                <w:color w:val="404040"/>
-                <w:sz w:val="20"/>
-              </w:rPr>
-              <w:t>타임라인</w:t>
-            </w:r>
-          </w:p>
-        </w:tc>
-        <w:tc>
-          <w:tcPr>
-            <w:tcW w:w="3024" w:type="dxa"/>
-            <w:shd w:val="clear" w:color="auto" w:fill="E2EFDA"/>
-          </w:tcPr>
-          <w:p>
-            <w:pPr>
-              <w:jc w:val="center"/>
-            </w:pPr>
-            <w:r>
-              <w:rPr>
-                <w:b/>
-                <w:color w:val="375623"/>
-                <w:sz w:val="20"/>
-              </w:rPr>
-              <w:t>정상</w:t>
-            </w:r>
-          </w:p>
-        </w:tc>
-      </w:tr>
-      <w:tr>
-        <w:tc>
-          <w:tcPr>
-            <w:tcW w:w="3024" w:type="dxa"/>
-            <w:shd w:val="clear" w:color="auto" w:fill="F2F2F2"/>
-          </w:tcPr>
-          <w:p>
-            <w:pPr>
-              <w:jc w:val="center"/>
-            </w:pPr>
-            <w:r>
-              <w:rPr>
-                <w:color w:val="404040"/>
-                <w:sz w:val="20"/>
-              </w:rPr>
-              <w:t>slide8 (p.24)</w:t>
-            </w:r>
-          </w:p>
-        </w:tc>
-        <w:tc>
-          <w:tcPr>
-            <w:tcW w:w="3024" w:type="dxa"/>
-            <w:shd w:val="clear" w:color="auto" w:fill="F2F2F2"/>
-          </w:tcPr>
-          <w:p>
-            <w:r>
-              <w:rPr>
-                <w:color w:val="404040"/>
-                <w:sz w:val="20"/>
-              </w:rPr>
-              <w:t>기술</w:t>
-            </w:r>
-            <w:r>
-              <w:rPr>
-                <w:color w:val="404040"/>
-                <w:sz w:val="20"/>
-              </w:rPr>
-              <w:t xml:space="preserve"> </w:t>
-            </w:r>
-            <w:r>
-              <w:rPr>
-                <w:color w:val="404040"/>
-                <w:sz w:val="20"/>
-              </w:rPr>
-              <w:t>강점</w:t>
-            </w:r>
-            <w:r>
-              <w:rPr>
-                <w:color w:val="404040"/>
-                <w:sz w:val="20"/>
-              </w:rPr>
-              <w:t xml:space="preserve"> </w:t>
-            </w:r>
-            <w:r>
-              <w:rPr>
-                <w:color w:val="404040"/>
-                <w:sz w:val="20"/>
-              </w:rPr>
-              <w:t>요약</w:t>
-            </w:r>
-          </w:p>
-        </w:tc>
-        <w:tc>
-          <w:tcPr>
-            <w:tcW w:w="3024" w:type="dxa"/>
-            <w:shd w:val="clear" w:color="auto" w:fill="E2EFDA"/>
-          </w:tcPr>
-          <w:p>
-            <w:pPr>
-              <w:jc w:val="center"/>
-            </w:pPr>
-            <w:r>
-              <w:rPr>
-                <w:b/>
-                <w:color w:val="375623"/>
-                <w:sz w:val="20"/>
-              </w:rPr>
-              <w:t>정상</w:t>
-            </w:r>
-          </w:p>
-        </w:tc>
-      </w:tr>
-    </w:tbl>
-    <w:p/>
-    <w:p>
-      <w:pPr>
-        <w:pBdr>
-          <w:bottom w:val="single" w:sz="6" w:space="0" w:color="1F4E79"/>
-        </w:pBdr>
-        <w:spacing w:before="240" w:after="80"/>
-      </w:pPr>
-      <w:r>
-        <w:rPr>
-          <w:b/>
-          <w:color w:val="1F4E79"/>
-          <w:sz w:val="28"/>
-        </w:rPr>
-        <w:t xml:space="preserve">5. </w:t>
-      </w:r>
-      <w:r>
-        <w:rPr>
-          <w:b/>
-          <w:color w:val="1F4E79"/>
-          <w:sz w:val="28"/>
-        </w:rPr>
-        <w:t>수정</w:t>
-      </w:r>
-      <w:r>
-        <w:rPr>
-          <w:b/>
-          <w:color w:val="1F4E79"/>
-          <w:sz w:val="28"/>
-        </w:rPr>
-        <w:t xml:space="preserve"> </w:t>
-      </w:r>
-      <w:r>
-        <w:rPr>
-          <w:b/>
-          <w:color w:val="1F4E79"/>
-          <w:sz w:val="28"/>
-        </w:rPr>
-        <w:t>우선순위</w:t>
-      </w:r>
-      <w:r>
-        <w:rPr>
-          <w:b/>
-          <w:color w:val="1F4E79"/>
-          <w:sz w:val="28"/>
-        </w:rPr>
-        <w:t xml:space="preserve"> </w:t>
-      </w:r>
-      <w:r>
-        <w:rPr>
-          <w:b/>
-          <w:color w:val="1F4E79"/>
-          <w:sz w:val="28"/>
-        </w:rPr>
-        <w:t>요약</w:t>
-      </w:r>
-    </w:p>
-    <w:tbl>
-      <w:tblPr>
-        <w:tblStyle w:val="af9"/>
-        <w:tblW w:w="0" w:type="auto"/>
-        <w:tblLook w:val="04A0" w:firstRow="1" w:lastRow="0" w:firstColumn="1" w:lastColumn="0" w:noHBand="0" w:noVBand="1"/>
-      </w:tblPr>
-      <w:tblGrid>
-        <w:gridCol w:w="846"/>
-        <w:gridCol w:w="3936"/>
-        <w:gridCol w:w="1130"/>
-        <w:gridCol w:w="2247"/>
-        <w:gridCol w:w="1129"/>
-      </w:tblGrid>
-      <w:tr>
-        <w:tc>
-          <w:tcPr>
-            <w:tcW w:w="850" w:type="dxa"/>
-            <w:shd w:val="clear" w:color="auto" w:fill="1F4E79"/>
-            <w:vAlign w:val="center"/>
-          </w:tcPr>
-          <w:p>
-            <w:pPr>
-              <w:jc w:val="center"/>
-            </w:pPr>
-            <w:r>
-              <w:rPr>
-                <w:b/>
-                <w:color w:val="FFFFFF"/>
-                <w:sz w:val="18"/>
-              </w:rPr>
-              <w:t>순위</w:t>
-            </w:r>
-          </w:p>
-        </w:tc>
-        <w:tc>
-          <w:tcPr>
-            <w:tcW w:w="3969" w:type="dxa"/>
-            <w:shd w:val="clear" w:color="auto" w:fill="1F4E79"/>
-            <w:vAlign w:val="center"/>
-          </w:tcPr>
-          <w:p>
-            <w:pPr>
-              <w:jc w:val="center"/>
-            </w:pPr>
-            <w:r>
-              <w:rPr>
-                <w:b/>
-                <w:color w:val="FFFFFF"/>
-                <w:sz w:val="20"/>
-              </w:rPr>
-              <w:t>항목</w:t>
-            </w:r>
-          </w:p>
-        </w:tc>
-        <w:tc>
-          <w:tcPr>
-            <w:tcW w:w="1134" w:type="dxa"/>
-            <w:shd w:val="clear" w:color="auto" w:fill="1F4E79"/>
-            <w:vAlign w:val="center"/>
-          </w:tcPr>
-          <w:p>
-            <w:pPr>
-              <w:jc w:val="center"/>
-            </w:pPr>
-            <w:r>
-              <w:rPr>
-                <w:b/>
-                <w:color w:val="FFFFFF"/>
-                <w:sz w:val="18"/>
-              </w:rPr>
-              <w:t>위치</w:t>
-            </w:r>
-          </w:p>
-        </w:tc>
-        <w:tc>
-          <w:tcPr>
-            <w:tcW w:w="2268" w:type="dxa"/>
-            <w:shd w:val="clear" w:color="auto" w:fill="1F4E79"/>
-            <w:vAlign w:val="center"/>
-          </w:tcPr>
-          <w:p>
-            <w:pPr>
-              <w:jc w:val="center"/>
-            </w:pPr>
-            <w:r>
-              <w:rPr>
-                <w:b/>
-                <w:color w:val="FFFFFF"/>
-                <w:sz w:val="20"/>
-              </w:rPr>
-              <w:t>영향도</w:t>
-            </w:r>
-          </w:p>
-        </w:tc>
-        <w:tc>
-          <w:tcPr>
-            <w:tcW w:w="1134" w:type="dxa"/>
-            <w:shd w:val="clear" w:color="auto" w:fill="1F4E79"/>
-            <w:vAlign w:val="center"/>
-          </w:tcPr>
-          <w:p>
-            <w:pPr>
-              <w:jc w:val="center"/>
-            </w:pPr>
-            <w:r>
-              <w:rPr>
-                <w:b/>
-                <w:color w:val="FFFFFF"/>
-                <w:sz w:val="18"/>
-              </w:rPr>
-              <w:t>중요도</w:t>
-            </w:r>
-          </w:p>
-        </w:tc>
-      </w:tr>
-      <w:tr>
-        <w:tc>
-          <w:tcPr>
-            <w:tcW w:w="850" w:type="dxa"/>
-            <w:shd w:val="clear" w:color="auto" w:fill="FFCCCC"/>
-          </w:tcPr>
-          <w:p>
-            <w:pPr>
-              <w:jc w:val="center"/>
-            </w:pPr>
-            <w:r>
-              <w:rPr>
-                <w:b/>
-                <w:color w:val="C00000"/>
-                <w:sz w:val="19"/>
-              </w:rPr>
-              <w:t>1</w:t>
-            </w:r>
-          </w:p>
-        </w:tc>
-        <w:tc>
-          <w:tcPr>
-            <w:tcW w:w="3969" w:type="dxa"/>
-            <w:shd w:val="clear" w:color="auto" w:fill="F2F2F2"/>
-          </w:tcPr>
-          <w:p>
-            <w:r>
-              <w:rPr>
-                <w:color w:val="404040"/>
-                <w:sz w:val="19"/>
-              </w:rPr>
-              <w:t>"</w:t>
-            </w:r>
-            <w:r>
-              <w:rPr>
-                <w:color w:val="404040"/>
-                <w:sz w:val="19"/>
-              </w:rPr>
-              <w:t>나트튬</w:t>
-            </w:r>
-            <w:r>
-              <w:rPr>
-                <w:color w:val="404040"/>
-                <w:sz w:val="19"/>
-              </w:rPr>
-              <w:t>" → "</w:t>
-            </w:r>
-            <w:r>
-              <w:rPr>
-                <w:color w:val="404040"/>
-                <w:sz w:val="19"/>
-              </w:rPr>
-              <w:t>나트륨</w:t>
-            </w:r>
-            <w:r>
-              <w:rPr>
-                <w:color w:val="404040"/>
-                <w:sz w:val="19"/>
-              </w:rPr>
-              <w:t>"</w:t>
-            </w:r>
-          </w:p>
-        </w:tc>
-        <w:tc>
-          <w:tcPr>
-            <w:tcW w:w="1134" w:type="dxa"/>
-            <w:shd w:val="clear" w:color="auto" w:fill="F2F2F2"/>
-          </w:tcPr>
-          <w:p>
-            <w:pPr>
-              <w:jc w:val="center"/>
-            </w:pPr>
-            <w:r>
-              <w:rPr>
-                <w:color w:val="404040"/>
-                <w:sz w:val="19"/>
-              </w:rPr>
-              <w:t>16p</w:t>
-            </w:r>
-          </w:p>
-        </w:tc>
-        <w:tc>
-          <w:tcPr>
-            <w:tcW w:w="2268" w:type="dxa"/>
-            <w:shd w:val="clear" w:color="auto" w:fill="F2F2F2"/>
-          </w:tcPr>
-          <w:p>
-            <w:r>
-              <w:rPr>
-                <w:color w:val="404040"/>
-                <w:sz w:val="19"/>
-              </w:rPr>
-              <w:t>핵심</w:t>
-            </w:r>
-            <w:r>
-              <w:rPr>
-                <w:color w:val="404040"/>
-                <w:sz w:val="19"/>
-              </w:rPr>
-              <w:t xml:space="preserve"> </w:t>
-            </w:r>
-            <w:r>
-              <w:rPr>
-                <w:color w:val="404040"/>
-                <w:sz w:val="19"/>
-              </w:rPr>
-              <w:t>용어</w:t>
-            </w:r>
-            <w:r>
-              <w:rPr>
-                <w:color w:val="404040"/>
-                <w:sz w:val="19"/>
-              </w:rPr>
-              <w:t xml:space="preserve"> </w:t>
-            </w:r>
-            <w:r>
-              <w:rPr>
-                <w:color w:val="404040"/>
-                <w:sz w:val="19"/>
-              </w:rPr>
-              <w:t>오타</w:t>
-            </w:r>
-          </w:p>
-        </w:tc>
-        <w:tc>
-          <w:tcPr>
-            <w:tcW w:w="1134" w:type="dxa"/>
-            <w:shd w:val="clear" w:color="auto" w:fill="FFCCCC"/>
-          </w:tcPr>
-          <w:p>
-            <w:pPr>
-              <w:jc w:val="center"/>
-            </w:pPr>
-            <w:r>
-              <w:rPr>
-                <w:b/>
-                <w:color w:val="C00000"/>
-                <w:sz w:val="19"/>
-              </w:rPr>
-              <w:t>즉시</w:t>
-            </w:r>
-            <w:r>
-              <w:rPr>
-                <w:b/>
-                <w:color w:val="C00000"/>
-                <w:sz w:val="19"/>
-              </w:rPr>
-              <w:t xml:space="preserve"> </w:t>
-            </w:r>
-            <w:r>
-              <w:rPr>
-                <w:b/>
-                <w:color w:val="C00000"/>
-                <w:sz w:val="19"/>
-              </w:rPr>
-              <w:t>수정</w:t>
-            </w:r>
-          </w:p>
-        </w:tc>
-      </w:tr>
-      <w:tr>
-        <w:tc>
-          <w:tcPr>
-            <w:tcW w:w="850" w:type="dxa"/>
-            <w:shd w:val="clear" w:color="auto" w:fill="FFCCCC"/>
-          </w:tcPr>
-          <w:p>
-            <w:pPr>
-              <w:jc w:val="center"/>
-            </w:pPr>
-            <w:r>
-              <w:rPr>
-                <w:b/>
-                <w:color w:val="C00000"/>
-                <w:sz w:val="19"/>
-              </w:rPr>
-              <w:lastRenderedPageBreak/>
-              <w:t>2</w:t>
-            </w:r>
-          </w:p>
-        </w:tc>
-        <w:tc>
-          <w:tcPr>
-            <w:tcW w:w="3969" w:type="dxa"/>
-            <w:shd w:val="clear" w:color="auto" w:fill="F2F2F2"/>
-          </w:tcPr>
-          <w:p>
-            <w:r>
-              <w:rPr>
-                <w:color w:val="404040"/>
-                <w:sz w:val="19"/>
-              </w:rPr>
-              <w:t>"</w:t>
-            </w:r>
-            <w:r>
-              <w:rPr>
-                <w:color w:val="404040"/>
-                <w:sz w:val="19"/>
-              </w:rPr>
-              <w:t>레서피</w:t>
-            </w:r>
-            <w:r>
-              <w:rPr>
-                <w:color w:val="404040"/>
-                <w:sz w:val="19"/>
-              </w:rPr>
-              <w:t>" → "</w:t>
-            </w:r>
-            <w:r>
-              <w:rPr>
-                <w:color w:val="404040"/>
-                <w:sz w:val="19"/>
-              </w:rPr>
-              <w:t>레시피</w:t>
-            </w:r>
-            <w:r>
-              <w:rPr>
-                <w:color w:val="404040"/>
-                <w:sz w:val="19"/>
-              </w:rPr>
-              <w:t>"</w:t>
-            </w:r>
-          </w:p>
-        </w:tc>
-        <w:tc>
-          <w:tcPr>
-            <w:tcW w:w="1134" w:type="dxa"/>
-            <w:shd w:val="clear" w:color="auto" w:fill="F2F2F2"/>
-          </w:tcPr>
-          <w:p>
-            <w:pPr>
-              <w:jc w:val="center"/>
-            </w:pPr>
-            <w:r>
-              <w:rPr>
-                <w:color w:val="404040"/>
-                <w:sz w:val="19"/>
-              </w:rPr>
-              <w:t>19p (×2)</w:t>
-            </w:r>
-          </w:p>
-        </w:tc>
-        <w:tc>
-          <w:tcPr>
-            <w:tcW w:w="2268" w:type="dxa"/>
-            <w:shd w:val="clear" w:color="auto" w:fill="F2F2F2"/>
-          </w:tcPr>
-          <w:p>
-            <w:r>
-              <w:rPr>
-                <w:color w:val="404040"/>
-                <w:sz w:val="19"/>
-              </w:rPr>
-              <w:t>반복</w:t>
-            </w:r>
-            <w:r>
-              <w:rPr>
-                <w:color w:val="404040"/>
-                <w:sz w:val="19"/>
-              </w:rPr>
-              <w:t xml:space="preserve"> </w:t>
-            </w:r>
-            <w:r>
-              <w:rPr>
-                <w:color w:val="404040"/>
-                <w:sz w:val="19"/>
-              </w:rPr>
-              <w:t>오타</w:t>
-            </w:r>
-          </w:p>
-        </w:tc>
-        <w:tc>
-          <w:tcPr>
-            <w:tcW w:w="1134" w:type="dxa"/>
-            <w:shd w:val="clear" w:color="auto" w:fill="FFCCCC"/>
-          </w:tcPr>
-          <w:p>
-            <w:pPr>
-              <w:jc w:val="center"/>
-            </w:pPr>
-            <w:r>
-              <w:rPr>
-                <w:b/>
-                <w:color w:val="C00000"/>
-                <w:sz w:val="19"/>
-              </w:rPr>
-              <w:t>즉시</w:t>
-            </w:r>
-            <w:r>
-              <w:rPr>
-                <w:b/>
-                <w:color w:val="C00000"/>
-                <w:sz w:val="19"/>
-              </w:rPr>
-              <w:t xml:space="preserve"> </w:t>
-            </w:r>
-            <w:r>
-              <w:rPr>
-                <w:b/>
-                <w:color w:val="C00000"/>
-                <w:sz w:val="19"/>
-              </w:rPr>
-              <w:t>수정</w:t>
-            </w:r>
-          </w:p>
-        </w:tc>
-      </w:tr>
-      <w:tr>
-        <w:tc>
-          <w:tcPr>
-            <w:tcW w:w="850" w:type="dxa"/>
-            <w:shd w:val="clear" w:color="auto" w:fill="FFCCCC"/>
-          </w:tcPr>
-          <w:p>
-            <w:pPr>
-              <w:jc w:val="center"/>
-            </w:pPr>
-            <w:r>
-              <w:rPr>
-                <w:b/>
-                <w:color w:val="C00000"/>
-                <w:sz w:val="19"/>
-              </w:rPr>
-              <w:t>3</w:t>
-            </w:r>
-          </w:p>
-        </w:tc>
-        <w:tc>
-          <w:tcPr>
-            <w:tcW w:w="3969" w:type="dxa"/>
-            <w:shd w:val="clear" w:color="auto" w:fill="F2F2F2"/>
-          </w:tcPr>
-          <w:p>
-            <w:r>
-              <w:rPr>
-                <w:color w:val="404040"/>
-                <w:sz w:val="19"/>
-              </w:rPr>
-              <w:t>"hybide" → "hybrid"</w:t>
-            </w:r>
-          </w:p>
-        </w:tc>
-        <w:tc>
-          <w:tcPr>
-            <w:tcW w:w="1134" w:type="dxa"/>
-            <w:shd w:val="clear" w:color="auto" w:fill="F2F2F2"/>
-          </w:tcPr>
-          <w:p>
-            <w:pPr>
-              <w:jc w:val="center"/>
-            </w:pPr>
-            <w:r>
-              <w:rPr>
-                <w:color w:val="404040"/>
-                <w:sz w:val="19"/>
-              </w:rPr>
-              <w:t>14p</w:t>
-            </w:r>
-          </w:p>
-        </w:tc>
-        <w:tc>
-          <w:tcPr>
-            <w:tcW w:w="2268" w:type="dxa"/>
-            <w:shd w:val="clear" w:color="auto" w:fill="F2F2F2"/>
-          </w:tcPr>
-          <w:p>
-            <w:r>
-              <w:rPr>
-                <w:color w:val="404040"/>
-                <w:sz w:val="19"/>
-              </w:rPr>
-              <w:t>영문</w:t>
-            </w:r>
-            <w:r>
-              <w:rPr>
-                <w:color w:val="404040"/>
-                <w:sz w:val="19"/>
-              </w:rPr>
-              <w:t xml:space="preserve"> </w:t>
-            </w:r>
-            <w:r>
-              <w:rPr>
-                <w:color w:val="404040"/>
-                <w:sz w:val="19"/>
-              </w:rPr>
-              <w:t>오타</w:t>
-            </w:r>
-          </w:p>
-        </w:tc>
-        <w:tc>
-          <w:tcPr>
-            <w:tcW w:w="1134" w:type="dxa"/>
-            <w:shd w:val="clear" w:color="auto" w:fill="FFCCCC"/>
-          </w:tcPr>
-          <w:p>
-            <w:pPr>
-              <w:jc w:val="center"/>
-            </w:pPr>
-            <w:r>
-              <w:rPr>
-                <w:b/>
-                <w:color w:val="C00000"/>
-                <w:sz w:val="19"/>
-              </w:rPr>
-              <w:t>즉시</w:t>
-            </w:r>
-            <w:r>
-              <w:rPr>
-                <w:b/>
-                <w:color w:val="C00000"/>
-                <w:sz w:val="19"/>
-              </w:rPr>
-              <w:t xml:space="preserve"> </w:t>
-            </w:r>
-            <w:r>
-              <w:rPr>
-                <w:b/>
-                <w:color w:val="C00000"/>
-                <w:sz w:val="19"/>
-              </w:rPr>
-              <w:t>수정</w:t>
-            </w:r>
-          </w:p>
-        </w:tc>
-      </w:tr>
-      <w:tr>
-        <w:tc>
-          <w:tcPr>
-            <w:tcW w:w="850" w:type="dxa"/>
-            <w:shd w:val="clear" w:color="auto" w:fill="FFCCCC"/>
-          </w:tcPr>
-          <w:p>
-            <w:pPr>
-              <w:jc w:val="center"/>
-            </w:pPr>
-            <w:r>
-              <w:rPr>
-                <w:b/>
-                <w:color w:val="C00000"/>
-                <w:sz w:val="19"/>
-              </w:rPr>
-              <w:t>4</w:t>
-            </w:r>
-          </w:p>
-        </w:tc>
-        <w:tc>
-          <w:tcPr>
-            <w:tcW w:w="3969" w:type="dxa"/>
-            <w:shd w:val="clear" w:color="auto" w:fill="F2F2F2"/>
-          </w:tcPr>
-          <w:p>
-            <w:r>
-              <w:rPr>
-                <w:color w:val="404040"/>
-                <w:sz w:val="19"/>
-              </w:rPr>
-              <w:t>"</w:t>
-            </w:r>
-            <w:r>
-              <w:rPr>
-                <w:color w:val="404040"/>
-                <w:sz w:val="19"/>
-              </w:rPr>
-              <w:t>소듐이온전지</w:t>
-            </w:r>
-            <w:r>
-              <w:rPr>
-                <w:color w:val="404040"/>
-                <w:sz w:val="19"/>
-              </w:rPr>
-              <w:t>" → "</w:t>
-            </w:r>
-            <w:r>
-              <w:rPr>
-                <w:color w:val="404040"/>
-                <w:sz w:val="19"/>
-              </w:rPr>
-              <w:t>나트륨이온전지</w:t>
-            </w:r>
-            <w:r>
-              <w:rPr>
-                <w:color w:val="404040"/>
-                <w:sz w:val="19"/>
-              </w:rPr>
-              <w:t>"</w:t>
-            </w:r>
-          </w:p>
-        </w:tc>
-        <w:tc>
-          <w:tcPr>
-            <w:tcW w:w="1134" w:type="dxa"/>
-            <w:shd w:val="clear" w:color="auto" w:fill="F2F2F2"/>
-          </w:tcPr>
-          <w:p>
-            <w:pPr>
-              <w:jc w:val="center"/>
-            </w:pPr>
-            <w:r>
-              <w:rPr>
-                <w:color w:val="404040"/>
-                <w:sz w:val="19"/>
-              </w:rPr>
-              <w:t>20p, 29p</w:t>
-            </w:r>
-          </w:p>
-        </w:tc>
-        <w:tc>
-          <w:tcPr>
-            <w:tcW w:w="2268" w:type="dxa"/>
-            <w:shd w:val="clear" w:color="auto" w:fill="F2F2F2"/>
-          </w:tcPr>
-          <w:p>
-            <w:r>
-              <w:rPr>
-                <w:color w:val="404040"/>
-                <w:sz w:val="19"/>
-              </w:rPr>
-              <w:t>용어</w:t>
-            </w:r>
-            <w:r>
-              <w:rPr>
-                <w:color w:val="404040"/>
-                <w:sz w:val="19"/>
-              </w:rPr>
-              <w:t xml:space="preserve"> </w:t>
-            </w:r>
-            <w:r>
-              <w:rPr>
-                <w:color w:val="404040"/>
-                <w:sz w:val="19"/>
-              </w:rPr>
-              <w:t>불일치</w:t>
-            </w:r>
-          </w:p>
-        </w:tc>
-        <w:tc>
-          <w:tcPr>
-            <w:tcW w:w="1134" w:type="dxa"/>
-            <w:shd w:val="clear" w:color="auto" w:fill="FFCCCC"/>
-          </w:tcPr>
-          <w:p>
-            <w:pPr>
-              <w:jc w:val="center"/>
-            </w:pPr>
-            <w:r>
-              <w:rPr>
-                <w:b/>
-                <w:color w:val="C00000"/>
-                <w:sz w:val="19"/>
-              </w:rPr>
-              <w:t>즉시</w:t>
-            </w:r>
-            <w:r>
-              <w:rPr>
-                <w:b/>
-                <w:color w:val="C00000"/>
-                <w:sz w:val="19"/>
-              </w:rPr>
-              <w:t xml:space="preserve"> </w:t>
-            </w:r>
-            <w:r>
-              <w:rPr>
-                <w:b/>
-                <w:color w:val="C00000"/>
-                <w:sz w:val="19"/>
-              </w:rPr>
-              <w:t>수정</w:t>
-            </w:r>
-          </w:p>
-        </w:tc>
-      </w:tr>
-      <w:tr>
-        <w:tc>
-          <w:tcPr>
-            <w:tcW w:w="850" w:type="dxa"/>
-            <w:shd w:val="clear" w:color="auto" w:fill="FFF2CC"/>
-          </w:tcPr>
-          <w:p>
-            <w:pPr>
-              <w:jc w:val="center"/>
-            </w:pPr>
-            <w:r>
-              <w:rPr>
-                <w:b/>
-                <w:color w:val="ED7D31"/>
-                <w:sz w:val="19"/>
-              </w:rPr>
-              <w:t>5</w:t>
-            </w:r>
-          </w:p>
-        </w:tc>
-        <w:tc>
-          <w:tcPr>
-            <w:tcW w:w="3969" w:type="dxa"/>
-            <w:shd w:val="clear" w:color="auto" w:fill="F2F2F2"/>
-          </w:tcPr>
-          <w:p>
-            <w:r>
-              <w:rPr>
-                <w:color w:val="404040"/>
-                <w:sz w:val="19"/>
-              </w:rPr>
-              <w:t>"</w:t>
-            </w:r>
-            <w:r>
-              <w:rPr>
-                <w:color w:val="404040"/>
-                <w:sz w:val="19"/>
-              </w:rPr>
-              <w:t>고출력</w:t>
-            </w:r>
-            <w:r>
-              <w:rPr>
-                <w:color w:val="404040"/>
-                <w:sz w:val="19"/>
-              </w:rPr>
-              <w:t xml:space="preserve">" → </w:t>
-            </w:r>
-            <w:r>
-              <w:rPr>
-                <w:color w:val="404040"/>
-                <w:sz w:val="19"/>
-              </w:rPr>
-              <w:t>"</w:t>
-            </w:r>
-            <w:r>
-              <w:rPr>
-                <w:color w:val="404040"/>
-                <w:sz w:val="19"/>
-              </w:rPr>
-              <w:t>고전압</w:t>
-            </w:r>
-            <w:r>
-              <w:rPr>
-                <w:color w:val="404040"/>
-                <w:sz w:val="19"/>
-              </w:rPr>
-              <w:t>"</w:t>
-            </w:r>
-          </w:p>
-        </w:tc>
-        <w:tc>
-          <w:tcPr>
-            <w:tcW w:w="1134" w:type="dxa"/>
-            <w:shd w:val="clear" w:color="auto" w:fill="F2F2F2"/>
-          </w:tcPr>
-          <w:p>
-            <w:pPr>
-              <w:jc w:val="center"/>
-            </w:pPr>
-            <w:r>
-              <w:rPr>
-                <w:color w:val="404040"/>
-                <w:sz w:val="19"/>
-              </w:rPr>
-              <w:t>26p</w:t>
-            </w:r>
-          </w:p>
-        </w:tc>
-        <w:tc>
-          <w:tcPr>
-            <w:tcW w:w="2268" w:type="dxa"/>
-            <w:shd w:val="clear" w:color="auto" w:fill="F2F2F2"/>
-          </w:tcPr>
-          <w:p>
-            <w:r>
-              <w:rPr>
-                <w:color w:val="404040"/>
-                <w:sz w:val="19"/>
-              </w:rPr>
-              <w:t xml:space="preserve">RFP </w:t>
-            </w:r>
-            <w:r>
-              <w:rPr>
-                <w:color w:val="404040"/>
-                <w:sz w:val="19"/>
-              </w:rPr>
-              <w:t>부합성</w:t>
-            </w:r>
-          </w:p>
-        </w:tc>
-        <w:tc>
-          <w:tcPr>
-            <w:tcW w:w="1134" w:type="dxa"/>
-            <w:shd w:val="clear" w:color="auto" w:fill="FFF2CC"/>
-          </w:tcPr>
-          <w:p>
-            <w:pPr>
-              <w:jc w:val="center"/>
-            </w:pPr>
-            <w:r>
-              <w:rPr>
-                <w:b/>
-                <w:color w:val="ED7D31"/>
-                <w:sz w:val="19"/>
-              </w:rPr>
-              <w:t>권장</w:t>
-            </w:r>
-          </w:p>
-        </w:tc>
-      </w:tr>
-      <w:tr>
-        <w:tc>
-          <w:tcPr>
-            <w:tcW w:w="850" w:type="dxa"/>
-            <w:shd w:val="clear" w:color="auto" w:fill="FFCCCC"/>
-          </w:tcPr>
-          <w:p>
-            <w:pPr>
-              <w:jc w:val="center"/>
-            </w:pPr>
-            <w:r>
-              <w:rPr>
-                <w:b/>
-                <w:color w:val="C00000"/>
-                <w:sz w:val="19"/>
-              </w:rPr>
-              <w:t>6</w:t>
-            </w:r>
-          </w:p>
-        </w:tc>
-        <w:tc>
-          <w:tcPr>
-            <w:tcW w:w="3969" w:type="dxa"/>
-            <w:shd w:val="clear" w:color="auto" w:fill="F2F2F2"/>
-          </w:tcPr>
-          <w:p>
-            <w:r>
-              <w:rPr>
-                <w:color w:val="404040"/>
-                <w:sz w:val="19"/>
-              </w:rPr>
-              <w:t>"Mxene" → "MXene"</w:t>
-            </w:r>
-          </w:p>
-        </w:tc>
-        <w:tc>
-          <w:tcPr>
-            <w:tcW w:w="1134" w:type="dxa"/>
-            <w:shd w:val="clear" w:color="auto" w:fill="F2F2F2"/>
-          </w:tcPr>
-          <w:p>
-            <w:pPr>
-              <w:jc w:val="center"/>
-            </w:pPr>
-            <w:r>
-              <w:rPr>
-                <w:color w:val="404040"/>
-                <w:sz w:val="19"/>
-              </w:rPr>
-              <w:t>44p</w:t>
-            </w:r>
-          </w:p>
-        </w:tc>
-        <w:tc>
-          <w:tcPr>
-            <w:tcW w:w="2268" w:type="dxa"/>
-            <w:shd w:val="clear" w:color="auto" w:fill="F2F2F2"/>
-          </w:tcPr>
-          <w:p>
-            <w:r>
-              <w:rPr>
-                <w:color w:val="404040"/>
-                <w:sz w:val="19"/>
-              </w:rPr>
-              <w:t>학술</w:t>
-            </w:r>
-            <w:r>
-              <w:rPr>
-                <w:color w:val="404040"/>
-                <w:sz w:val="19"/>
-              </w:rPr>
-              <w:t xml:space="preserve"> </w:t>
-            </w:r>
-            <w:r>
-              <w:rPr>
-                <w:color w:val="404040"/>
-                <w:sz w:val="19"/>
-              </w:rPr>
-              <w:t>표기</w:t>
-            </w:r>
-            <w:r>
-              <w:rPr>
-                <w:color w:val="404040"/>
-                <w:sz w:val="19"/>
-              </w:rPr>
-              <w:t xml:space="preserve"> </w:t>
-            </w:r>
-            <w:r>
-              <w:rPr>
-                <w:color w:val="404040"/>
-                <w:sz w:val="19"/>
-              </w:rPr>
-              <w:t>오류</w:t>
-            </w:r>
-          </w:p>
-        </w:tc>
-        <w:tc>
-          <w:tcPr>
-            <w:tcW w:w="1134" w:type="dxa"/>
-            <w:shd w:val="clear" w:color="auto" w:fill="FFCCCC"/>
-          </w:tcPr>
-          <w:p>
-            <w:pPr>
-              <w:jc w:val="center"/>
-            </w:pPr>
-            <w:r>
-              <w:rPr>
-                <w:b/>
-                <w:color w:val="C00000"/>
-                <w:sz w:val="19"/>
-              </w:rPr>
-              <w:t>즉시</w:t>
-            </w:r>
-            <w:r>
-              <w:rPr>
-                <w:b/>
-                <w:color w:val="C00000"/>
-                <w:sz w:val="19"/>
-              </w:rPr>
-              <w:t xml:space="preserve"> </w:t>
-            </w:r>
-            <w:r>
-              <w:rPr>
-                <w:b/>
-                <w:color w:val="C00000"/>
-                <w:sz w:val="19"/>
-              </w:rPr>
-              <w:t>수정</w:t>
-            </w:r>
-          </w:p>
-        </w:tc>
-      </w:tr>
-      <w:tr>
-        <w:tc>
-          <w:tcPr>
-            <w:tcW w:w="850" w:type="dxa"/>
-            <w:shd w:val="clear" w:color="auto" w:fill="FFCCCC"/>
-          </w:tcPr>
-          <w:p>
-            <w:pPr>
-              <w:jc w:val="center"/>
-            </w:pPr>
-            <w:r>
-              <w:rPr>
-                <w:b/>
-                <w:color w:val="C00000"/>
-                <w:sz w:val="19"/>
-              </w:rPr>
-              <w:t>7</w:t>
-            </w:r>
-          </w:p>
-        </w:tc>
-        <w:tc>
-          <w:tcPr>
-            <w:tcW w:w="3969" w:type="dxa"/>
-            <w:shd w:val="clear" w:color="auto" w:fill="F2F2F2"/>
-          </w:tcPr>
-          <w:p>
-            <w:r>
-              <w:rPr>
-                <w:color w:val="404040"/>
-                <w:sz w:val="19"/>
-              </w:rPr>
-              <w:t>"</w:t>
-            </w:r>
-            <w:r>
-              <w:rPr>
-                <w:color w:val="404040"/>
-                <w:sz w:val="19"/>
-              </w:rPr>
-              <w:t>직관적조장</w:t>
-            </w:r>
-            <w:r>
-              <w:rPr>
-                <w:color w:val="404040"/>
-                <w:sz w:val="19"/>
-              </w:rPr>
-              <w:t>" → "</w:t>
-            </w:r>
-            <w:r>
-              <w:rPr>
-                <w:color w:val="404040"/>
-                <w:sz w:val="19"/>
-              </w:rPr>
-              <w:t>직관적</w:t>
-            </w:r>
-            <w:r>
-              <w:rPr>
-                <w:color w:val="404040"/>
-                <w:sz w:val="19"/>
-              </w:rPr>
-              <w:t xml:space="preserve"> </w:t>
-            </w:r>
-            <w:r>
-              <w:rPr>
-                <w:color w:val="404040"/>
-                <w:sz w:val="19"/>
-              </w:rPr>
-              <w:t>조작</w:t>
-            </w:r>
-            <w:r>
-              <w:rPr>
-                <w:color w:val="404040"/>
-                <w:sz w:val="19"/>
-              </w:rPr>
-              <w:t>"</w:t>
-            </w:r>
-          </w:p>
-        </w:tc>
-        <w:tc>
-          <w:tcPr>
-            <w:tcW w:w="1134" w:type="dxa"/>
-            <w:shd w:val="clear" w:color="auto" w:fill="F2F2F2"/>
-          </w:tcPr>
-          <w:p>
-            <w:pPr>
-              <w:jc w:val="center"/>
-            </w:pPr>
-            <w:r>
-              <w:rPr>
-                <w:color w:val="404040"/>
-                <w:sz w:val="19"/>
-              </w:rPr>
-              <w:t>38p</w:t>
-            </w:r>
-          </w:p>
-        </w:tc>
-        <w:tc>
-          <w:tcPr>
-            <w:tcW w:w="2268" w:type="dxa"/>
-            <w:shd w:val="clear" w:color="auto" w:fill="F2F2F2"/>
-          </w:tcPr>
-          <w:p>
-            <w:r>
-              <w:rPr>
-                <w:color w:val="404040"/>
-                <w:sz w:val="19"/>
-              </w:rPr>
-              <w:t>의미</w:t>
-            </w:r>
-            <w:r>
-              <w:rPr>
-                <w:color w:val="404040"/>
-                <w:sz w:val="19"/>
-              </w:rPr>
-              <w:t xml:space="preserve"> </w:t>
-            </w:r>
-            <w:r>
-              <w:rPr>
-                <w:color w:val="404040"/>
-                <w:sz w:val="19"/>
-              </w:rPr>
-              <w:t>오류</w:t>
-            </w:r>
-          </w:p>
-        </w:tc>
-        <w:tc>
-          <w:tcPr>
-            <w:tcW w:w="1134" w:type="dxa"/>
-            <w:shd w:val="clear" w:color="auto" w:fill="FFCCCC"/>
-          </w:tcPr>
-          <w:p>
-            <w:pPr>
-              <w:jc w:val="center"/>
-            </w:pPr>
-            <w:r>
-              <w:rPr>
-                <w:b/>
-                <w:color w:val="C00000"/>
-                <w:sz w:val="19"/>
-              </w:rPr>
-              <w:t>즉시</w:t>
-            </w:r>
-            <w:r>
-              <w:rPr>
-                <w:b/>
-                <w:color w:val="C00000"/>
-                <w:sz w:val="19"/>
-              </w:rPr>
-              <w:t xml:space="preserve"> </w:t>
-            </w:r>
-            <w:r>
-              <w:rPr>
-                <w:b/>
-                <w:color w:val="C00000"/>
-                <w:sz w:val="19"/>
-              </w:rPr>
-              <w:t>수정</w:t>
-            </w:r>
-          </w:p>
-        </w:tc>
-      </w:tr>
-      <w:tr>
-        <w:tc>
-          <w:tcPr>
-            <w:tcW w:w="850" w:type="dxa"/>
-            <w:shd w:val="clear" w:color="auto" w:fill="FFF2CC"/>
-          </w:tcPr>
-          <w:p>
-            <w:pPr>
-              <w:jc w:val="center"/>
-            </w:pPr>
-            <w:r>
-              <w:rPr>
-                <w:b/>
-                <w:color w:val="ED7D31"/>
-                <w:sz w:val="19"/>
-              </w:rPr>
-              <w:t>8</w:t>
-            </w:r>
-          </w:p>
-        </w:tc>
-        <w:tc>
-          <w:tcPr>
-            <w:tcW w:w="3969" w:type="dxa"/>
-            <w:shd w:val="clear" w:color="auto" w:fill="F2F2F2"/>
-          </w:tcPr>
-          <w:p>
-            <w:r>
-              <w:rPr>
-                <w:color w:val="404040"/>
-                <w:sz w:val="19"/>
-              </w:rPr>
-              <w:t>기술이전</w:t>
-            </w:r>
-            <w:r>
-              <w:rPr>
-                <w:color w:val="404040"/>
-                <w:sz w:val="19"/>
-              </w:rPr>
-              <w:t xml:space="preserve"> </w:t>
-            </w:r>
-            <w:r>
-              <w:rPr>
-                <w:color w:val="404040"/>
-                <w:sz w:val="19"/>
-              </w:rPr>
-              <w:t>금액</w:t>
-            </w:r>
-            <w:r>
-              <w:rPr>
-                <w:color w:val="404040"/>
-                <w:sz w:val="19"/>
-              </w:rPr>
-              <w:t xml:space="preserve"> </w:t>
-            </w:r>
-            <w:r>
-              <w:rPr>
-                <w:color w:val="404040"/>
-                <w:sz w:val="19"/>
-              </w:rPr>
-              <w:t>단위</w:t>
-            </w:r>
-            <w:r>
-              <w:rPr>
-                <w:color w:val="404040"/>
-                <w:sz w:val="19"/>
-              </w:rPr>
-              <w:t xml:space="preserve"> (</w:t>
-            </w:r>
-            <w:r>
-              <w:rPr>
-                <w:color w:val="404040"/>
-                <w:sz w:val="19"/>
-              </w:rPr>
-              <w:t>건</w:t>
-            </w:r>
-            <w:r>
-              <w:rPr>
-                <w:color w:val="404040"/>
-                <w:sz w:val="19"/>
-              </w:rPr>
-              <w:t>→</w:t>
-            </w:r>
-            <w:r>
-              <w:rPr>
-                <w:color w:val="404040"/>
-                <w:sz w:val="19"/>
-              </w:rPr>
-              <w:t>억원</w:t>
-            </w:r>
-            <w:r>
-              <w:rPr>
-                <w:color w:val="404040"/>
-                <w:sz w:val="19"/>
-              </w:rPr>
-              <w:t>)</w:t>
-            </w:r>
-          </w:p>
-        </w:tc>
-        <w:tc>
-          <w:tcPr>
-            <w:tcW w:w="1134" w:type="dxa"/>
-            <w:shd w:val="clear" w:color="auto" w:fill="F2F2F2"/>
-          </w:tcPr>
-          <w:p>
-            <w:pPr>
-              <w:jc w:val="center"/>
-            </w:pPr>
-            <w:r>
-              <w:rPr>
-                <w:color w:val="404040"/>
-                <w:sz w:val="19"/>
-              </w:rPr>
-              <w:t>15p</w:t>
-            </w:r>
-          </w:p>
-        </w:tc>
-        <w:tc>
-          <w:tcPr>
-            <w:tcW w:w="2268" w:type="dxa"/>
-            <w:shd w:val="clear" w:color="auto" w:fill="F2F2F2"/>
-          </w:tcPr>
-          <w:p>
-            <w:r>
-              <w:rPr>
-                <w:color w:val="404040"/>
-                <w:sz w:val="19"/>
-              </w:rPr>
-              <w:t>심사</w:t>
-            </w:r>
-            <w:r>
-              <w:rPr>
-                <w:color w:val="404040"/>
-                <w:sz w:val="19"/>
-              </w:rPr>
-              <w:t xml:space="preserve"> </w:t>
-            </w:r>
-            <w:r>
-              <w:rPr>
-                <w:color w:val="404040"/>
-                <w:sz w:val="19"/>
-              </w:rPr>
-              <w:t>기준</w:t>
-            </w:r>
-            <w:r>
-              <w:rPr>
-                <w:color w:val="404040"/>
-                <w:sz w:val="19"/>
-              </w:rPr>
-              <w:t xml:space="preserve"> </w:t>
-            </w:r>
-            <w:r>
-              <w:rPr>
-                <w:color w:val="404040"/>
-                <w:sz w:val="19"/>
-              </w:rPr>
-              <w:t>부적합</w:t>
-            </w:r>
-          </w:p>
-        </w:tc>
-        <w:tc>
-          <w:tcPr>
-            <w:tcW w:w="1134" w:type="dxa"/>
-            <w:shd w:val="clear" w:color="auto" w:fill="FFF2CC"/>
-          </w:tcPr>
-          <w:p>
-            <w:pPr>
-              <w:jc w:val="center"/>
-            </w:pPr>
-            <w:r>
-              <w:rPr>
-                <w:b/>
-                <w:color w:val="ED7D31"/>
-                <w:sz w:val="19"/>
-              </w:rPr>
-              <w:t>권장</w:t>
-            </w:r>
-          </w:p>
-        </w:tc>
-      </w:tr>
-      <w:tr>
-        <w:tc>
-          <w:tcPr>
-            <w:tcW w:w="850" w:type="dxa"/>
-            <w:shd w:val="clear" w:color="auto" w:fill="FFF2CC"/>
-          </w:tcPr>
-          <w:p>
-            <w:pPr>
-              <w:jc w:val="center"/>
-            </w:pPr>
-            <w:r>
-              <w:rPr>
-                <w:b/>
-                <w:color w:val="ED7D31"/>
-                <w:sz w:val="19"/>
-              </w:rPr>
-              <w:t>9</w:t>
-            </w:r>
-          </w:p>
-        </w:tc>
-        <w:tc>
-          <w:tcPr>
-            <w:tcW w:w="3969" w:type="dxa"/>
-            <w:shd w:val="clear" w:color="auto" w:fill="F2F2F2"/>
-          </w:tcPr>
-          <w:p>
-            <w:r>
-              <w:rPr>
-                <w:color w:val="404040"/>
-                <w:sz w:val="19"/>
-              </w:rPr>
-              <w:t xml:space="preserve">V₂O₃ → V₂O₅ </w:t>
-            </w:r>
-            <w:r>
-              <w:rPr>
-                <w:color w:val="404040"/>
-                <w:sz w:val="19"/>
-              </w:rPr>
-              <w:t>확인</w:t>
-            </w:r>
-          </w:p>
-        </w:tc>
-        <w:tc>
-          <w:tcPr>
-            <w:tcW w:w="1134" w:type="dxa"/>
-            <w:shd w:val="clear" w:color="auto" w:fill="F2F2F2"/>
-          </w:tcPr>
-          <w:p>
-            <w:pPr>
-              <w:jc w:val="center"/>
-            </w:pPr>
-            <w:r>
-              <w:rPr>
-                <w:color w:val="404040"/>
-                <w:sz w:val="19"/>
-              </w:rPr>
-              <w:t>18p</w:t>
-            </w:r>
-          </w:p>
-        </w:tc>
-        <w:tc>
-          <w:tcPr>
-            <w:tcW w:w="2268" w:type="dxa"/>
-            <w:shd w:val="clear" w:color="auto" w:fill="F2F2F2"/>
-          </w:tcPr>
-          <w:p>
-            <w:r>
-              <w:rPr>
-                <w:color w:val="404040"/>
-                <w:sz w:val="19"/>
-              </w:rPr>
-              <w:t>화학식</w:t>
-            </w:r>
-            <w:r>
-              <w:rPr>
-                <w:color w:val="404040"/>
-                <w:sz w:val="19"/>
-              </w:rPr>
-              <w:t xml:space="preserve"> </w:t>
-            </w:r>
-            <w:r>
-              <w:rPr>
-                <w:color w:val="404040"/>
-                <w:sz w:val="19"/>
-              </w:rPr>
-              <w:t>오류</w:t>
-            </w:r>
-            <w:r>
-              <w:rPr>
-                <w:color w:val="404040"/>
-                <w:sz w:val="19"/>
-              </w:rPr>
-              <w:t xml:space="preserve"> </w:t>
-            </w:r>
-            <w:r>
-              <w:rPr>
-                <w:color w:val="404040"/>
-                <w:sz w:val="19"/>
-              </w:rPr>
-              <w:t>가능</w:t>
-            </w:r>
-          </w:p>
-        </w:tc>
-        <w:tc>
-          <w:tcPr>
-            <w:tcW w:w="1134" w:type="dxa"/>
-            <w:shd w:val="clear" w:color="auto" w:fill="FFF2CC"/>
-          </w:tcPr>
-          <w:p>
-            <w:pPr>
-              <w:jc w:val="center"/>
-            </w:pPr>
-            <w:r>
-              <w:rPr>
-                <w:b/>
-                <w:color w:val="ED7D31"/>
-                <w:sz w:val="19"/>
-              </w:rPr>
-              <w:t>권장</w:t>
-            </w:r>
-          </w:p>
-        </w:tc>
-      </w:tr>
-      <w:tr>
-        <w:tc>
-          <w:tcPr>
-            <w:tcW w:w="850" w:type="dxa"/>
-            <w:shd w:val="clear" w:color="auto" w:fill="E2EFDA"/>
-          </w:tcPr>
-          <w:p>
-            <w:pPr>
-              <w:jc w:val="center"/>
-            </w:pPr>
-            <w:r>
-              <w:rPr>
-                <w:b/>
-                <w:color w:val="375623"/>
-                <w:sz w:val="19"/>
-              </w:rPr>
-              <w:t>10</w:t>
-            </w:r>
-          </w:p>
-        </w:tc>
-        <w:tc>
-          <w:tcPr>
-            <w:tcW w:w="3969" w:type="dxa"/>
-            <w:shd w:val="clear" w:color="auto" w:fill="F2F2F2"/>
-          </w:tcPr>
-          <w:p>
-            <w:r>
-              <w:rPr>
-                <w:color w:val="404040"/>
-                <w:sz w:val="19"/>
-              </w:rPr>
-              <w:t>별첨</w:t>
-            </w:r>
-            <w:r>
-              <w:rPr>
-                <w:color w:val="404040"/>
-                <w:sz w:val="19"/>
-              </w:rPr>
-              <w:t xml:space="preserve"> "0X" </w:t>
-            </w:r>
-            <w:r>
-              <w:rPr>
-                <w:color w:val="404040"/>
-                <w:sz w:val="19"/>
-              </w:rPr>
-              <w:t>번호</w:t>
-            </w:r>
-            <w:r>
-              <w:rPr>
-                <w:color w:val="404040"/>
-                <w:sz w:val="19"/>
-              </w:rPr>
-              <w:t xml:space="preserve"> </w:t>
-            </w:r>
-            <w:r>
-              <w:rPr>
-                <w:color w:val="404040"/>
-                <w:sz w:val="19"/>
-              </w:rPr>
-              <w:t>수정</w:t>
-            </w:r>
-          </w:p>
-        </w:tc>
-        <w:tc>
-          <w:tcPr>
-            <w:tcW w:w="1134" w:type="dxa"/>
-            <w:shd w:val="clear" w:color="auto" w:fill="F2F2F2"/>
-          </w:tcPr>
-          <w:p>
-            <w:pPr>
-              <w:jc w:val="center"/>
-            </w:pPr>
-            <w:r>
-              <w:rPr>
-                <w:color w:val="404040"/>
-                <w:sz w:val="19"/>
-              </w:rPr>
-              <w:t>45~50p</w:t>
-            </w:r>
-          </w:p>
-        </w:tc>
-        <w:tc>
-          <w:tcPr>
-            <w:tcW w:w="2268" w:type="dxa"/>
-            <w:shd w:val="clear" w:color="auto" w:fill="F2F2F2"/>
-          </w:tcPr>
-          <w:p>
-            <w:r>
-              <w:rPr>
-                <w:color w:val="404040"/>
-                <w:sz w:val="19"/>
-              </w:rPr>
-              <w:t>완성도</w:t>
-            </w:r>
-          </w:p>
-        </w:tc>
-        <w:tc>
-          <w:tcPr>
-            <w:tcW w:w="1134" w:type="dxa"/>
-            <w:shd w:val="clear" w:color="auto" w:fill="E2EFDA"/>
-          </w:tcPr>
-          <w:p>
-            <w:pPr>
-              <w:jc w:val="center"/>
-            </w:pPr>
-            <w:r>
-              <w:rPr>
-                <w:b/>
-                <w:color w:val="375623"/>
-                <w:sz w:val="19"/>
-              </w:rPr>
-              <w:t>확인</w:t>
-            </w:r>
-          </w:p>
-        </w:tc>
-      </w:tr>
-    </w:tbl>
-    <w:p/>
-    <w:p>
-      <w:pPr>
-        <w:spacing w:before="240"/>
-        <w:ind w:left="283"/>
-      </w:pPr>
-      <w:r>
-        <w:rPr>
-          <w:i/>
-          <w:color w:val="404040"/>
-          <w:sz w:val="18"/>
-        </w:rPr>
-        <w:t xml:space="preserve">※ </w:t>
-      </w:r>
-      <w:r>
-        <w:rPr>
-          <w:i/>
-          <w:color w:val="404040"/>
-          <w:sz w:val="18"/>
-        </w:rPr>
-        <w:t>본</w:t>
-      </w:r>
-      <w:r>
-        <w:rPr>
-          <w:i/>
-          <w:color w:val="404040"/>
-          <w:sz w:val="18"/>
-        </w:rPr>
-        <w:t xml:space="preserve"> </w:t>
-      </w:r>
-      <w:r>
-        <w:rPr>
-          <w:i/>
-          <w:color w:val="404040"/>
-          <w:sz w:val="18"/>
-        </w:rPr>
-        <w:t>점검은</w:t>
-      </w:r>
-      <w:r>
-        <w:rPr>
-          <w:i/>
-          <w:color w:val="404040"/>
-          <w:sz w:val="18"/>
-        </w:rPr>
-        <w:t xml:space="preserve"> PDF </w:t>
-      </w:r>
-      <w:r>
-        <w:rPr>
-          <w:i/>
-          <w:color w:val="404040"/>
-          <w:sz w:val="18"/>
-        </w:rPr>
-        <w:t>텍스트</w:t>
-      </w:r>
-      <w:r>
-        <w:rPr>
-          <w:i/>
-          <w:color w:val="404040"/>
-          <w:sz w:val="18"/>
-        </w:rPr>
-        <w:t xml:space="preserve"> </w:t>
-      </w:r>
-      <w:r>
-        <w:rPr>
-          <w:i/>
-          <w:color w:val="404040"/>
-          <w:sz w:val="18"/>
-        </w:rPr>
-        <w:t>추출</w:t>
-      </w:r>
-      <w:r>
-        <w:rPr>
-          <w:i/>
-          <w:color w:val="404040"/>
-          <w:sz w:val="18"/>
-        </w:rPr>
-        <w:t xml:space="preserve"> </w:t>
-      </w:r>
-      <w:r>
-        <w:rPr>
-          <w:i/>
-          <w:color w:val="404040"/>
-          <w:sz w:val="18"/>
-        </w:rPr>
-        <w:t>기반으로</w:t>
-      </w:r>
-      <w:r>
-        <w:rPr>
-          <w:i/>
-          <w:color w:val="404040"/>
-          <w:sz w:val="18"/>
-        </w:rPr>
-        <w:t xml:space="preserve"> </w:t>
-      </w:r>
-      <w:r>
-        <w:rPr>
-          <w:i/>
-          <w:color w:val="404040"/>
-          <w:sz w:val="18"/>
-        </w:rPr>
-        <w:t>수행되었습니다</w:t>
-      </w:r>
-      <w:r>
-        <w:rPr>
-          <w:i/>
-          <w:color w:val="404040"/>
-          <w:sz w:val="18"/>
-        </w:rPr>
-        <w:t>. PDF</w:t>
-      </w:r>
-      <w:r>
-        <w:rPr>
-          <w:i/>
-          <w:color w:val="404040"/>
-          <w:sz w:val="18"/>
-        </w:rPr>
-        <w:t>에서</w:t>
-      </w:r>
-      <w:r>
-        <w:rPr>
-          <w:i/>
-          <w:color w:val="404040"/>
-          <w:sz w:val="18"/>
-        </w:rPr>
-        <w:t xml:space="preserve"> </w:t>
-      </w:r>
-      <w:r>
-        <w:rPr>
-          <w:i/>
-          <w:color w:val="404040"/>
-          <w:sz w:val="18"/>
-        </w:rPr>
-        <w:t>이미지로</w:t>
-      </w:r>
-      <w:r>
-        <w:rPr>
-          <w:i/>
-          <w:color w:val="404040"/>
-          <w:sz w:val="18"/>
-        </w:rPr>
-        <w:t xml:space="preserve"> </w:t>
-      </w:r>
-      <w:r>
-        <w:rPr>
-          <w:i/>
-          <w:color w:val="404040"/>
-          <w:sz w:val="18"/>
-        </w:rPr>
-        <w:t>삽입된</w:t>
-      </w:r>
-      <w:r>
-        <w:rPr>
-          <w:i/>
-          <w:color w:val="404040"/>
-          <w:sz w:val="18"/>
-        </w:rPr>
-        <w:t xml:space="preserve"> </w:t>
-      </w:r>
-      <w:r>
-        <w:rPr>
-          <w:i/>
-          <w:color w:val="404040"/>
-          <w:sz w:val="18"/>
-        </w:rPr>
-        <w:t>텍스트</w:t>
-      </w:r>
-      <w:r>
-        <w:rPr>
-          <w:i/>
-          <w:color w:val="404040"/>
-          <w:sz w:val="18"/>
-        </w:rPr>
-        <w:t>(</w:t>
-      </w:r>
-      <w:r>
-        <w:rPr>
-          <w:i/>
-          <w:color w:val="404040"/>
-          <w:sz w:val="18"/>
-        </w:rPr>
-        <w:t>그림</w:t>
-      </w:r>
-      <w:r>
-        <w:rPr>
-          <w:i/>
-          <w:color w:val="404040"/>
-          <w:sz w:val="18"/>
-        </w:rPr>
-        <w:t xml:space="preserve"> </w:t>
-      </w:r>
-      <w:r>
-        <w:rPr>
-          <w:i/>
-          <w:color w:val="404040"/>
-          <w:sz w:val="18"/>
-        </w:rPr>
-        <w:t>속</w:t>
-      </w:r>
-      <w:r>
-        <w:rPr>
-          <w:i/>
-          <w:color w:val="404040"/>
-          <w:sz w:val="18"/>
-        </w:rPr>
-        <w:t xml:space="preserve"> </w:t>
-      </w:r>
-      <w:r>
-        <w:rPr>
-          <w:i/>
-          <w:color w:val="404040"/>
-          <w:sz w:val="18"/>
-        </w:rPr>
-        <w:t>글자</w:t>
-      </w:r>
-      <w:r>
-        <w:rPr>
-          <w:i/>
-          <w:color w:val="404040"/>
-          <w:sz w:val="18"/>
-        </w:rPr>
-        <w:t xml:space="preserve"> </w:t>
-      </w:r>
-      <w:r>
-        <w:rPr>
-          <w:i/>
-          <w:color w:val="404040"/>
-          <w:sz w:val="18"/>
-        </w:rPr>
-        <w:t>등</w:t>
-      </w:r>
-      <w:r>
-        <w:rPr>
-          <w:i/>
-          <w:color w:val="404040"/>
-          <w:sz w:val="18"/>
-        </w:rPr>
-        <w:t>)</w:t>
-      </w:r>
-      <w:r>
-        <w:rPr>
-          <w:i/>
-          <w:color w:val="404040"/>
-          <w:sz w:val="18"/>
-        </w:rPr>
-        <w:t>는</w:t>
-      </w:r>
-      <w:r>
-        <w:rPr>
-          <w:i/>
-          <w:color w:val="404040"/>
-          <w:sz w:val="18"/>
-        </w:rPr>
-        <w:t xml:space="preserve"> </w:t>
-      </w:r>
-      <w:r>
-        <w:rPr>
-          <w:i/>
-          <w:color w:val="404040"/>
-          <w:sz w:val="18"/>
-        </w:rPr>
-        <w:t>점검에서</w:t>
-      </w:r>
-      <w:r>
-        <w:rPr>
-          <w:i/>
-          <w:color w:val="404040"/>
-          <w:sz w:val="18"/>
-        </w:rPr>
-        <w:t xml:space="preserve"> </w:t>
-      </w:r>
-      <w:r>
-        <w:rPr>
-          <w:i/>
-          <w:color w:val="404040"/>
-          <w:sz w:val="18"/>
-        </w:rPr>
-        <w:t>제외될</w:t>
-      </w:r>
-      <w:r>
-        <w:rPr>
-          <w:i/>
-          <w:color w:val="404040"/>
-          <w:sz w:val="18"/>
-        </w:rPr>
-        <w:t xml:space="preserve"> </w:t>
-      </w:r>
-      <w:r>
-        <w:rPr>
-          <w:i/>
-          <w:color w:val="404040"/>
-          <w:sz w:val="18"/>
-        </w:rPr>
-        <w:t>수</w:t>
-      </w:r>
-      <w:r>
-        <w:rPr>
-          <w:i/>
-          <w:color w:val="404040"/>
-          <w:sz w:val="18"/>
-        </w:rPr>
-        <w:t xml:space="preserve"> </w:t>
-      </w:r>
-      <w:r>
-        <w:rPr>
-          <w:i/>
-          <w:color w:val="404040"/>
-          <w:sz w:val="18"/>
-        </w:rPr>
-        <w:t>있으니</w:t>
-      </w:r>
-      <w:r>
-        <w:rPr>
-          <w:i/>
-          <w:color w:val="404040"/>
-          <w:sz w:val="18"/>
-        </w:rPr>
-        <w:t xml:space="preserve"> </w:t>
-      </w:r>
-      <w:r>
-        <w:rPr>
-          <w:i/>
-          <w:color w:val="404040"/>
-          <w:sz w:val="18"/>
-        </w:rPr>
-        <w:t>육안</w:t>
-      </w:r>
-      <w:r>
-        <w:rPr>
-          <w:i/>
-          <w:color w:val="404040"/>
-          <w:sz w:val="18"/>
-        </w:rPr>
-        <w:t xml:space="preserve"> </w:t>
-      </w:r>
-      <w:r>
-        <w:rPr>
-          <w:i/>
-          <w:color w:val="404040"/>
-          <w:sz w:val="18"/>
-        </w:rPr>
-        <w:t>확인을</w:t>
-      </w:r>
-      <w:r>
-        <w:rPr>
-          <w:i/>
-          <w:color w:val="404040"/>
-          <w:sz w:val="18"/>
-        </w:rPr>
-        <w:t xml:space="preserve"> </w:t>
-      </w:r>
-      <w:r>
-        <w:rPr>
-          <w:i/>
-          <w:color w:val="404040"/>
-          <w:sz w:val="18"/>
-        </w:rPr>
-        <w:t>병행하시기</w:t>
-      </w:r>
-      <w:r>
-        <w:rPr>
-          <w:i/>
-          <w:color w:val="404040"/>
-          <w:sz w:val="18"/>
-        </w:rPr>
-        <w:t xml:space="preserve"> </w:t>
-      </w:r>
-      <w:r>
-        <w:rPr>
-          <w:i/>
-          <w:color w:val="404040"/>
-          <w:sz w:val="18"/>
-        </w:rPr>
-        <w:t>바랍니다</w:t>
-      </w:r>
-      <w:r>
-        <w:rPr>
-          <w:i/>
-          <w:color w:val="404040"/>
-          <w:sz w:val="18"/>
-        </w:rPr>
-        <w:t>.</w:t>
       </w:r>
     </w:p>
     <w:sectPr>
